--- a/hr-forms/forms/HR-F-000 القالب الموحد لنماذج الموارد البشرية.docx
+++ b/hr-forms/forms/HR-F-000 القالب الموحد لنماذج الموارد البشرية.docx
@@ -30,21 +30,21 @@
               <w:top w:val="none" w:color="auto" w:sz="0"/>
               <w:left w:val="none" w:color="auto" w:sz="0"/>
               <w:bottom w:val="none" w:color="auto" w:sz="0"/>
-              <w:right w:val="single" w:color="0C8643" w:sz="24"/>
-            </w:tcBorders>
-            <w:shd w:fill="E8F5ED" w:color="auto" w:val="clear"/>
-            <w:tcMar>
-              <w:top w:type="dxa" w:w="130"/>
-              <w:left w:type="dxa" w:w="180"/>
-              <w:bottom w:type="dxa" w:w="130"/>
-              <w:right w:type="dxa" w:w="180"/>
+              <w:right w:val="single" w:color="C8A45C" w:sz="28"/>
+            </w:tcBorders>
+            <w:shd w:fill="F4FAF6" w:color="auto" w:val="clear"/>
+            <w:tcMar>
+              <w:top w:type="dxa" w:w="160"/>
+              <w:left w:type="dxa" w:w="240"/>
+              <w:bottom w:type="dxa" w:w="160"/>
+              <w:right w:type="dxa" w:w="240"/>
             </w:tcMar>
             <w:vAlign w:val="top"/>
           </w:tcPr>
           <w:p>
             <w:pPr>
               <w:bidi/>
-              <w:spacing w:after="70" w:before="0"/>
+              <w:spacing w:after="90" w:before="0"/>
             </w:pPr>
             <w:r>
               <w:rPr>
@@ -52,8 +52,8 @@
                 <w:b/>
                 <w:bCs/>
                 <w:color w:val="043D20"/>
-                <w:sz w:val="19"/>
-                <w:szCs w:val="19"/>
+                <w:sz w:val="20"/>
+                <w:szCs w:val="20"/>
                 <w:rtl/>
               </w:rPr>
               <w:t xml:space="preserve">عن هذا القالب</w:t>
@@ -62,7 +62,7 @@
           <w:p>
             <w:pPr>
               <w:bidi/>
-              <w:spacing w:after="50" w:before="0" w:line="300" w:lineRule="auto"/>
+              <w:spacing w:after="60" w:before="0" w:line="310" w:lineRule="auto"/>
             </w:pPr>
             <w:r>
               <w:rPr>
@@ -80,7 +80,7 @@
           <w:p>
             <w:pPr>
               <w:bidi/>
-              <w:spacing w:after="50" w:before="0" w:line="300" w:lineRule="auto"/>
+              <w:spacing w:after="60" w:before="0" w:line="310" w:lineRule="auto"/>
             </w:pPr>
             <w:r>
               <w:rPr>
@@ -92,7 +92,7 @@
                 <w:szCs w:val="18"/>
                 <w:rtl/>
               </w:rPr>
-              <w:t xml:space="preserve">المكوّنات المعتمدة: شريط قسم مرقّم، شبكة حقول (تسمية/قيمة)، جدول قوائم بترويسة خضراء، صف خيارات، صندوق ملاحظات، مساحة كتابة حرة، وكتلة اعتمادات.</w:t>
+              <w:t xml:space="preserve">المكوّنات المعتمدة: عنوان قسم برقم شبحي فوق خيط ذهبي، حقول بخطوط تعبئة، جدول قوائم تحريري، صف خيارات، صندوق تنويه بشريط ذهبي، مساحة كتابة مسطّرة، وكتلة اعتمادات بأعمدة حرة.</w:t>
             </w:r>
           </w:p>
         </w:tc>
@@ -101,7 +101,7 @@
     <w:p>
       <w:pPr>
         <w:bidi/>
-        <w:spacing w:after="140" w:before="0"/>
+        <w:spacing w:after="160" w:before="0"/>
       </w:pPr>
     </w:p>
     <w:tbl>
@@ -119,23 +119,28 @@
         <w:tblLayout w:type="fixed"/>
       </w:tblPr>
       <w:tblGrid>
-        <w:gridCol w:w="700"/>
-        <w:gridCol w:w="8087"/>
+        <w:gridCol w:w="950"/>
+        <w:gridCol w:w="7837"/>
       </w:tblGrid>
       <w:tr>
         <w:trPr>
           <w:tblHeader w:val="false"/>
-          <w:trHeight w:val="380" w:hRule="atLeast"/>
+          <w:trHeight w:val="560" w:hRule="atLeast"/>
         </w:trPr>
         <w:tc>
           <w:tcPr>
-            <w:tcW w:type="dxa" w:w="700"/>
-            <w:shd w:fill="043D20" w:color="auto" w:val="clear"/>
-            <w:tcMar>
-              <w:top w:type="dxa" w:w="60"/>
-              <w:left w:type="dxa" w:w="110"/>
-              <w:bottom w:type="dxa" w:w="60"/>
-              <w:right w:type="dxa" w:w="110"/>
+            <w:tcW w:type="dxa" w:w="950"/>
+            <w:tcBorders>
+              <w:top w:val="none" w:color="auto" w:sz="0"/>
+              <w:left w:val="none" w:color="auto" w:sz="0"/>
+              <w:bottom w:val="single" w:color="C8A45C" w:sz="8"/>
+              <w:right w:val="none" w:color="auto" w:sz="0"/>
+            </w:tcBorders>
+            <w:tcMar>
+              <w:top w:type="dxa" w:w="20"/>
+              <w:left w:type="dxa" w:w="90"/>
+              <w:bottom w:type="dxa" w:w="20"/>
+              <w:right w:type="dxa" w:w="90"/>
             </w:tcMar>
             <w:vAlign w:val="center"/>
           </w:tcPr>
@@ -150,9 +155,9 @@
                 <w:rFonts w:ascii="Dubai" w:cs="Dubai" w:eastAsia="Dubai" w:hAnsi="Dubai"/>
                 <w:b/>
                 <w:bCs/>
-                <w:color w:val="C8A45C"/>
-                <w:sz w:val="21"/>
-                <w:szCs w:val="21"/>
+                <w:color w:val="BEE9D1"/>
+                <w:sz w:val="52"/>
+                <w:szCs w:val="52"/>
                 <w:rtl/>
               </w:rPr>
               <w:t xml:space="preserve">٠١</w:t>
@@ -161,15 +166,20 @@
         </w:tc>
         <w:tc>
           <w:tcPr>
-            <w:tcW w:type="dxa" w:w="8087"/>
-            <w:shd w:fill="0C8643" w:color="auto" w:val="clear"/>
-            <w:tcMar>
-              <w:top w:type="dxa" w:w="60"/>
-              <w:left w:type="dxa" w:w="110"/>
-              <w:bottom w:type="dxa" w:w="60"/>
-              <w:right w:type="dxa" w:w="110"/>
-            </w:tcMar>
-            <w:vAlign w:val="center"/>
+            <w:tcW w:type="dxa" w:w="7837"/>
+            <w:tcBorders>
+              <w:top w:val="none" w:color="auto" w:sz="0"/>
+              <w:left w:val="none" w:color="auto" w:sz="0"/>
+              <w:bottom w:val="single" w:color="C8A45C" w:sz="8"/>
+              <w:right w:val="none" w:color="auto" w:sz="0"/>
+            </w:tcBorders>
+            <w:tcMar>
+              <w:top w:type="dxa" w:w="20"/>
+              <w:left w:type="dxa" w:w="90"/>
+              <w:bottom w:type="dxa" w:w="20"/>
+              <w:right w:type="dxa" w:w="90"/>
+            </w:tcMar>
+            <w:vAlign w:val="bottom"/>
           </w:tcPr>
           <w:p>
             <w:pPr>
@@ -181,9 +191,9 @@
                 <w:rFonts w:ascii="Dubai" w:cs="Dubai" w:eastAsia="Dubai" w:hAnsi="Dubai"/>
                 <w:b/>
                 <w:bCs/>
-                <w:color w:val="FFFFFF"/>
-                <w:sz w:val="22"/>
-                <w:szCs w:val="22"/>
+                <w:color w:val="043D20"/>
+                <w:sz w:val="26"/>
+                <w:szCs w:val="26"/>
                 <w:rtl/>
               </w:rPr>
               <w:t xml:space="preserve">البيانات الأساسية</w:t>
@@ -197,35 +207,83 @@
         <w:bidiVisual/>
         <w:tblW w:type="dxa" w:w="8787"/>
         <w:tblBorders>
-          <w:top w:val="single" w:color="C9D1CD" w:sz="4"/>
-          <w:left w:val="single" w:color="C9D1CD" w:sz="4"/>
-          <w:bottom w:val="single" w:color="C9D1CD" w:sz="4"/>
-          <w:right w:val="single" w:color="C9D1CD" w:sz="4"/>
-          <w:insideH w:val="single" w:color="C9D1CD" w:sz="4"/>
-          <w:insideV w:val="single" w:color="C9D1CD" w:sz="4"/>
+          <w:top w:val="none" w:color="auto" w:sz="0"/>
+          <w:left w:val="none" w:color="auto" w:sz="0"/>
+          <w:bottom w:val="none" w:color="auto" w:sz="0"/>
+          <w:right w:val="none" w:color="auto" w:sz="0"/>
+          <w:insideH w:val="none" w:color="auto" w:sz="0"/>
+          <w:insideV w:val="none" w:color="auto" w:sz="0"/>
         </w:tblBorders>
         <w:tblLayout w:type="fixed"/>
       </w:tblPr>
       <w:tblGrid>
-        <w:gridCol w:w="1750"/>
-        <w:gridCol w:w="2644"/>
-        <w:gridCol w:w="1750"/>
-        <w:gridCol w:w="2643"/>
+        <w:gridCol w:w="4224"/>
+        <w:gridCol w:w="340"/>
+        <w:gridCol w:w="4223"/>
       </w:tblGrid>
       <w:tr>
         <w:trPr>
           <w:tblHeader w:val="false"/>
-          <w:trHeight w:val="440" w:hRule="atLeast"/>
         </w:trPr>
         <w:tc>
           <w:tcPr>
-            <w:tcW w:type="dxa" w:w="1750"/>
-            <w:shd w:fill="E8F5ED" w:color="auto" w:val="clear"/>
+            <w:tcW w:type="dxa" w:w="4224"/>
+            <w:tcBorders>
+              <w:top w:val="none" w:color="auto" w:sz="0"/>
+              <w:left w:val="none" w:color="auto" w:sz="0"/>
+              <w:bottom w:val="none" w:color="auto" w:sz="0"/>
+              <w:right w:val="none" w:color="auto" w:sz="0"/>
+            </w:tcBorders>
             <w:tcMar>
               <w:top w:type="dxa" w:w="70"/>
-              <w:left w:type="dxa" w:w="110"/>
+              <w:left w:type="dxa" w:w="20"/>
               <w:bottom w:type="dxa" w:w="70"/>
-              <w:right w:type="dxa" w:w="110"/>
+              <w:right w:type="dxa" w:w="20"/>
+            </w:tcMar>
+            <w:vAlign w:val="top"/>
+          </w:tcPr>
+          <w:p>
+            <w:pPr>
+              <w:bidi/>
+              <w:spacing w:after="0" w:before="0"/>
+            </w:pPr>
+            <w:r>
+              <w:rPr>
+                <w:rFonts w:ascii="Dubai" w:cs="Dubai" w:eastAsia="Dubai" w:hAnsi="Dubai"/>
+                <w:b w:val="false"/>
+                <w:bCs w:val="false"/>
+                <w:color w:val="3E4B46"/>
+                <w:sz w:val="16"/>
+                <w:szCs w:val="16"/>
+                <w:rtl/>
+              </w:rPr>
+              <w:t xml:space="preserve">الحقل الأول</w:t>
+            </w:r>
+          </w:p>
+          <w:p>
+            <w:pPr>
+              <w:pBdr>
+                <w:bottom w:val="single" w:color="3EBB77" w:sz="6"/>
+              </w:pBdr>
+              <w:bidi/>
+              <w:spacing w:after="0" w:before="300"/>
+            </w:pPr>
+          </w:p>
+        </w:tc>
+        <w:tc>
+          <w:tcPr>
+            <w:tcW w:type="dxa" w:w="340"/>
+            <w:tcBorders>
+              <w:top w:val="none" w:color="auto" w:sz="0"/>
+              <w:left w:val="none" w:color="auto" w:sz="0"/>
+              <w:bottom w:val="none" w:color="auto" w:sz="0"/>
+              <w:right w:val="none" w:color="auto" w:sz="0"/>
+            </w:tcBorders>
+            <w:tcMar>
+              <w:top w:type="dxa" w:w="70"/>
+              <w:left w:type="dxa" w:w="0"/>
+              <w:bottom w:type="dxa" w:w="70"/>
+              <w:right w:type="dxa" w:w="0"/>
             </w:tcMar>
             <w:vAlign w:val="center"/>
           </w:tcPr>
@@ -234,84 +292,50 @@
               <w:bidi/>
               <w:spacing w:after="0" w:before="0"/>
             </w:pPr>
-            <w:r>
-              <w:rPr>
-                <w:rFonts w:ascii="Dubai" w:cs="Dubai" w:eastAsia="Dubai" w:hAnsi="Dubai"/>
-                <w:b/>
-                <w:bCs/>
-                <w:color w:val="043D20"/>
-                <w:sz w:val="19"/>
-                <w:szCs w:val="19"/>
-                <w:rtl/>
-              </w:rPr>
-              <w:t xml:space="preserve">الحقل الأول</w:t>
-            </w:r>
-          </w:p>
-        </w:tc>
-        <w:tc>
-          <w:tcPr>
-            <w:tcW w:type="dxa" w:w="2644"/>
+          </w:p>
+        </w:tc>
+        <w:tc>
+          <w:tcPr>
+            <w:tcW w:type="dxa" w:w="4223"/>
+            <w:tcBorders>
+              <w:top w:val="none" w:color="auto" w:sz="0"/>
+              <w:left w:val="none" w:color="auto" w:sz="0"/>
+              <w:bottom w:val="none" w:color="auto" w:sz="0"/>
+              <w:right w:val="none" w:color="auto" w:sz="0"/>
+            </w:tcBorders>
             <w:tcMar>
               <w:top w:type="dxa" w:w="70"/>
-              <w:left w:type="dxa" w:w="110"/>
+              <w:left w:type="dxa" w:w="20"/>
               <w:bottom w:type="dxa" w:w="70"/>
-              <w:right w:type="dxa" w:w="110"/>
-            </w:tcMar>
-            <w:vAlign w:val="center"/>
-          </w:tcPr>
-          <w:p>
-            <w:pPr>
-              <w:bidi/>
-              <w:spacing w:after="0" w:before="0"/>
-            </w:pPr>
-          </w:p>
-        </w:tc>
-        <w:tc>
-          <w:tcPr>
-            <w:tcW w:type="dxa" w:w="1750"/>
-            <w:shd w:fill="E8F5ED" w:color="auto" w:val="clear"/>
-            <w:tcMar>
-              <w:top w:type="dxa" w:w="70"/>
-              <w:left w:type="dxa" w:w="110"/>
-              <w:bottom w:type="dxa" w:w="70"/>
-              <w:right w:type="dxa" w:w="110"/>
-            </w:tcMar>
-            <w:vAlign w:val="center"/>
-          </w:tcPr>
-          <w:p>
-            <w:pPr>
-              <w:bidi/>
-              <w:spacing w:after="0" w:before="0"/>
-            </w:pPr>
-            <w:r>
-              <w:rPr>
-                <w:rFonts w:ascii="Dubai" w:cs="Dubai" w:eastAsia="Dubai" w:hAnsi="Dubai"/>
-                <w:b/>
-                <w:bCs/>
-                <w:color w:val="043D20"/>
-                <w:sz w:val="19"/>
-                <w:szCs w:val="19"/>
+              <w:right w:type="dxa" w:w="20"/>
+            </w:tcMar>
+            <w:vAlign w:val="top"/>
+          </w:tcPr>
+          <w:p>
+            <w:pPr>
+              <w:bidi/>
+              <w:spacing w:after="0" w:before="0"/>
+            </w:pPr>
+            <w:r>
+              <w:rPr>
+                <w:rFonts w:ascii="Dubai" w:cs="Dubai" w:eastAsia="Dubai" w:hAnsi="Dubai"/>
+                <w:b w:val="false"/>
+                <w:bCs w:val="false"/>
+                <w:color w:val="3E4B46"/>
+                <w:sz w:val="16"/>
+                <w:szCs w:val="16"/>
                 <w:rtl/>
               </w:rPr>
               <w:t xml:space="preserve">الحقل الثاني</w:t>
             </w:r>
           </w:p>
-        </w:tc>
-        <w:tc>
-          <w:tcPr>
-            <w:tcW w:type="dxa" w:w="2643"/>
-            <w:tcMar>
-              <w:top w:type="dxa" w:w="70"/>
-              <w:left w:type="dxa" w:w="110"/>
-              <w:bottom w:type="dxa" w:w="70"/>
-              <w:right w:type="dxa" w:w="110"/>
-            </w:tcMar>
-            <w:vAlign w:val="center"/>
-          </w:tcPr>
-          <w:p>
-            <w:pPr>
-              <w:bidi/>
-              <w:spacing w:after="0" w:before="0"/>
+          <w:p>
+            <w:pPr>
+              <w:pBdr>
+                <w:bottom w:val="single" w:color="3EBB77" w:sz="6"/>
+              </w:pBdr>
+              <w:bidi/>
+              <w:spacing w:after="0" w:before="300"/>
             </w:pPr>
           </w:p>
         </w:tc>
@@ -319,17 +343,66 @@
       <w:tr>
         <w:trPr>
           <w:tblHeader w:val="false"/>
-          <w:trHeight w:val="440" w:hRule="atLeast"/>
         </w:trPr>
         <w:tc>
           <w:tcPr>
-            <w:tcW w:type="dxa" w:w="1750"/>
-            <w:shd w:fill="E8F5ED" w:color="auto" w:val="clear"/>
+            <w:tcW w:type="dxa" w:w="4224"/>
+            <w:tcBorders>
+              <w:top w:val="none" w:color="auto" w:sz="0"/>
+              <w:left w:val="none" w:color="auto" w:sz="0"/>
+              <w:bottom w:val="none" w:color="auto" w:sz="0"/>
+              <w:right w:val="none" w:color="auto" w:sz="0"/>
+            </w:tcBorders>
             <w:tcMar>
               <w:top w:type="dxa" w:w="70"/>
-              <w:left w:type="dxa" w:w="110"/>
+              <w:left w:type="dxa" w:w="20"/>
               <w:bottom w:type="dxa" w:w="70"/>
-              <w:right w:type="dxa" w:w="110"/>
+              <w:right w:type="dxa" w:w="20"/>
+            </w:tcMar>
+            <w:vAlign w:val="top"/>
+          </w:tcPr>
+          <w:p>
+            <w:pPr>
+              <w:bidi/>
+              <w:spacing w:after="0" w:before="0"/>
+            </w:pPr>
+            <w:r>
+              <w:rPr>
+                <w:rFonts w:ascii="Dubai" w:cs="Dubai" w:eastAsia="Dubai" w:hAnsi="Dubai"/>
+                <w:b w:val="false"/>
+                <w:bCs w:val="false"/>
+                <w:color w:val="3E4B46"/>
+                <w:sz w:val="16"/>
+                <w:szCs w:val="16"/>
+                <w:rtl/>
+              </w:rPr>
+              <w:t xml:space="preserve">الحقل الثالث</w:t>
+            </w:r>
+          </w:p>
+          <w:p>
+            <w:pPr>
+              <w:pBdr>
+                <w:bottom w:val="single" w:color="3EBB77" w:sz="6"/>
+              </w:pBdr>
+              <w:bidi/>
+              <w:spacing w:after="0" w:before="300"/>
+            </w:pPr>
+          </w:p>
+        </w:tc>
+        <w:tc>
+          <w:tcPr>
+            <w:tcW w:type="dxa" w:w="340"/>
+            <w:tcBorders>
+              <w:top w:val="none" w:color="auto" w:sz="0"/>
+              <w:left w:val="none" w:color="auto" w:sz="0"/>
+              <w:bottom w:val="none" w:color="auto" w:sz="0"/>
+              <w:right w:val="none" w:color="auto" w:sz="0"/>
+            </w:tcBorders>
+            <w:tcMar>
+              <w:top w:type="dxa" w:w="70"/>
+              <w:left w:type="dxa" w:w="0"/>
+              <w:bottom w:type="dxa" w:w="70"/>
+              <w:right w:type="dxa" w:w="0"/>
             </w:tcMar>
             <w:vAlign w:val="center"/>
           </w:tcPr>
@@ -338,84 +411,50 @@
               <w:bidi/>
               <w:spacing w:after="0" w:before="0"/>
             </w:pPr>
-            <w:r>
-              <w:rPr>
-                <w:rFonts w:ascii="Dubai" w:cs="Dubai" w:eastAsia="Dubai" w:hAnsi="Dubai"/>
-                <w:b/>
-                <w:bCs/>
-                <w:color w:val="043D20"/>
-                <w:sz w:val="19"/>
-                <w:szCs w:val="19"/>
-                <w:rtl/>
-              </w:rPr>
-              <w:t xml:space="preserve">الحقل الثالث</w:t>
-            </w:r>
-          </w:p>
-        </w:tc>
-        <w:tc>
-          <w:tcPr>
-            <w:tcW w:type="dxa" w:w="2644"/>
+          </w:p>
+        </w:tc>
+        <w:tc>
+          <w:tcPr>
+            <w:tcW w:type="dxa" w:w="4223"/>
+            <w:tcBorders>
+              <w:top w:val="none" w:color="auto" w:sz="0"/>
+              <w:left w:val="none" w:color="auto" w:sz="0"/>
+              <w:bottom w:val="none" w:color="auto" w:sz="0"/>
+              <w:right w:val="none" w:color="auto" w:sz="0"/>
+            </w:tcBorders>
             <w:tcMar>
               <w:top w:type="dxa" w:w="70"/>
-              <w:left w:type="dxa" w:w="110"/>
+              <w:left w:type="dxa" w:w="20"/>
               <w:bottom w:type="dxa" w:w="70"/>
-              <w:right w:type="dxa" w:w="110"/>
-            </w:tcMar>
-            <w:vAlign w:val="center"/>
-          </w:tcPr>
-          <w:p>
-            <w:pPr>
-              <w:bidi/>
-              <w:spacing w:after="0" w:before="0"/>
-            </w:pPr>
-          </w:p>
-        </w:tc>
-        <w:tc>
-          <w:tcPr>
-            <w:tcW w:type="dxa" w:w="1750"/>
-            <w:shd w:fill="E8F5ED" w:color="auto" w:val="clear"/>
-            <w:tcMar>
-              <w:top w:type="dxa" w:w="70"/>
-              <w:left w:type="dxa" w:w="110"/>
-              <w:bottom w:type="dxa" w:w="70"/>
-              <w:right w:type="dxa" w:w="110"/>
-            </w:tcMar>
-            <w:vAlign w:val="center"/>
-          </w:tcPr>
-          <w:p>
-            <w:pPr>
-              <w:bidi/>
-              <w:spacing w:after="0" w:before="0"/>
-            </w:pPr>
-            <w:r>
-              <w:rPr>
-                <w:rFonts w:ascii="Dubai" w:cs="Dubai" w:eastAsia="Dubai" w:hAnsi="Dubai"/>
-                <w:b/>
-                <w:bCs/>
-                <w:color w:val="043D20"/>
-                <w:sz w:val="19"/>
-                <w:szCs w:val="19"/>
+              <w:right w:type="dxa" w:w="20"/>
+            </w:tcMar>
+            <w:vAlign w:val="top"/>
+          </w:tcPr>
+          <w:p>
+            <w:pPr>
+              <w:bidi/>
+              <w:spacing w:after="0" w:before="0"/>
+            </w:pPr>
+            <w:r>
+              <w:rPr>
+                <w:rFonts w:ascii="Dubai" w:cs="Dubai" w:eastAsia="Dubai" w:hAnsi="Dubai"/>
+                <w:b w:val="false"/>
+                <w:bCs w:val="false"/>
+                <w:color w:val="3E4B46"/>
+                <w:sz w:val="16"/>
+                <w:szCs w:val="16"/>
                 <w:rtl/>
               </w:rPr>
               <w:t xml:space="preserve">الحقل الرابع</w:t>
             </w:r>
           </w:p>
-        </w:tc>
-        <w:tc>
-          <w:tcPr>
-            <w:tcW w:type="dxa" w:w="2643"/>
-            <w:tcMar>
-              <w:top w:type="dxa" w:w="70"/>
-              <w:left w:type="dxa" w:w="110"/>
-              <w:bottom w:type="dxa" w:w="70"/>
-              <w:right w:type="dxa" w:w="110"/>
-            </w:tcMar>
-            <w:vAlign w:val="center"/>
-          </w:tcPr>
-          <w:p>
-            <w:pPr>
-              <w:bidi/>
-              <w:spacing w:after="0" w:before="0"/>
+          <w:p>
+            <w:pPr>
+              <w:pBdr>
+                <w:bottom w:val="single" w:color="3EBB77" w:sz="6"/>
+              </w:pBdr>
+              <w:bidi/>
+              <w:spacing w:after="0" w:before="300"/>
             </w:pPr>
           </w:p>
         </w:tc>
@@ -423,55 +462,50 @@
       <w:tr>
         <w:trPr>
           <w:tblHeader w:val="false"/>
-          <w:trHeight w:val="440" w:hRule="atLeast"/>
         </w:trPr>
         <w:tc>
           <w:tcPr>
-            <w:tcW w:type="dxa" w:w="1750"/>
-            <w:shd w:fill="E8F5ED" w:color="auto" w:val="clear"/>
+            <w:tcW w:type="dxa" w:w="8787"/>
+            <w:gridSpan w:val="3"/>
+            <w:tcBorders>
+              <w:top w:val="none" w:color="auto" w:sz="0"/>
+              <w:left w:val="none" w:color="auto" w:sz="0"/>
+              <w:bottom w:val="none" w:color="auto" w:sz="0"/>
+              <w:right w:val="none" w:color="auto" w:sz="0"/>
+            </w:tcBorders>
             <w:tcMar>
               <w:top w:type="dxa" w:w="70"/>
-              <w:left w:type="dxa" w:w="110"/>
+              <w:left w:type="dxa" w:w="20"/>
               <w:bottom w:type="dxa" w:w="70"/>
-              <w:right w:type="dxa" w:w="110"/>
-            </w:tcMar>
-            <w:vAlign w:val="center"/>
-          </w:tcPr>
-          <w:p>
-            <w:pPr>
-              <w:bidi/>
-              <w:spacing w:after="0" w:before="0"/>
-            </w:pPr>
-            <w:r>
-              <w:rPr>
-                <w:rFonts w:ascii="Dubai" w:cs="Dubai" w:eastAsia="Dubai" w:hAnsi="Dubai"/>
-                <w:b/>
-                <w:bCs/>
-                <w:color w:val="043D20"/>
-                <w:sz w:val="19"/>
-                <w:szCs w:val="19"/>
+              <w:right w:type="dxa" w:w="20"/>
+            </w:tcMar>
+            <w:vAlign w:val="top"/>
+          </w:tcPr>
+          <w:p>
+            <w:pPr>
+              <w:bidi/>
+              <w:spacing w:after="0" w:before="0"/>
+            </w:pPr>
+            <w:r>
+              <w:rPr>
+                <w:rFonts w:ascii="Dubai" w:cs="Dubai" w:eastAsia="Dubai" w:hAnsi="Dubai"/>
+                <w:b w:val="false"/>
+                <w:bCs w:val="false"/>
+                <w:color w:val="3E4B46"/>
+                <w:sz w:val="16"/>
+                <w:szCs w:val="16"/>
                 <w:rtl/>
               </w:rPr>
               <w:t xml:space="preserve">حقل بعرض كامل</w:t>
             </w:r>
           </w:p>
-        </w:tc>
-        <w:tc>
-          <w:tcPr>
-            <w:tcW w:type="dxa" w:w="7037"/>
-            <w:gridSpan w:val="3"/>
-            <w:tcMar>
-              <w:top w:type="dxa" w:w="70"/>
-              <w:left w:type="dxa" w:w="110"/>
-              <w:bottom w:type="dxa" w:w="70"/>
-              <w:right w:type="dxa" w:w="110"/>
-            </w:tcMar>
-            <w:vAlign w:val="center"/>
-          </w:tcPr>
-          <w:p>
-            <w:pPr>
-              <w:bidi/>
-              <w:spacing w:after="0" w:before="0"/>
+          <w:p>
+            <w:pPr>
+              <w:pBdr>
+                <w:bottom w:val="single" w:color="3EBB77" w:sz="6"/>
+              </w:pBdr>
+              <w:bidi/>
+              <w:spacing w:after="0" w:before="300"/>
             </w:pPr>
           </w:p>
         </w:tc>
@@ -480,7 +514,7 @@
     <w:p>
       <w:pPr>
         <w:bidi/>
-        <w:spacing w:after="140" w:before="0"/>
+        <w:spacing w:after="160" w:before="0"/>
       </w:pPr>
     </w:p>
     <w:tbl>
@@ -498,23 +532,28 @@
         <w:tblLayout w:type="fixed"/>
       </w:tblPr>
       <w:tblGrid>
-        <w:gridCol w:w="700"/>
-        <w:gridCol w:w="8087"/>
+        <w:gridCol w:w="950"/>
+        <w:gridCol w:w="7837"/>
       </w:tblGrid>
       <w:tr>
         <w:trPr>
           <w:tblHeader w:val="false"/>
-          <w:trHeight w:val="380" w:hRule="atLeast"/>
+          <w:trHeight w:val="560" w:hRule="atLeast"/>
         </w:trPr>
         <w:tc>
           <w:tcPr>
-            <w:tcW w:type="dxa" w:w="700"/>
-            <w:shd w:fill="043D20" w:color="auto" w:val="clear"/>
-            <w:tcMar>
-              <w:top w:type="dxa" w:w="60"/>
-              <w:left w:type="dxa" w:w="110"/>
-              <w:bottom w:type="dxa" w:w="60"/>
-              <w:right w:type="dxa" w:w="110"/>
+            <w:tcW w:type="dxa" w:w="950"/>
+            <w:tcBorders>
+              <w:top w:val="none" w:color="auto" w:sz="0"/>
+              <w:left w:val="none" w:color="auto" w:sz="0"/>
+              <w:bottom w:val="single" w:color="C8A45C" w:sz="8"/>
+              <w:right w:val="none" w:color="auto" w:sz="0"/>
+            </w:tcBorders>
+            <w:tcMar>
+              <w:top w:type="dxa" w:w="20"/>
+              <w:left w:type="dxa" w:w="90"/>
+              <w:bottom w:type="dxa" w:w="20"/>
+              <w:right w:type="dxa" w:w="90"/>
             </w:tcMar>
             <w:vAlign w:val="center"/>
           </w:tcPr>
@@ -529,9 +568,9 @@
                 <w:rFonts w:ascii="Dubai" w:cs="Dubai" w:eastAsia="Dubai" w:hAnsi="Dubai"/>
                 <w:b/>
                 <w:bCs/>
-                <w:color w:val="C8A45C"/>
-                <w:sz w:val="21"/>
-                <w:szCs w:val="21"/>
+                <w:color w:val="BEE9D1"/>
+                <w:sz w:val="52"/>
+                <w:szCs w:val="52"/>
                 <w:rtl/>
               </w:rPr>
               <w:t xml:space="preserve">٠٢</w:t>
@@ -540,15 +579,20 @@
         </w:tc>
         <w:tc>
           <w:tcPr>
-            <w:tcW w:type="dxa" w:w="8087"/>
-            <w:shd w:fill="0C8643" w:color="auto" w:val="clear"/>
-            <w:tcMar>
-              <w:top w:type="dxa" w:w="60"/>
-              <w:left w:type="dxa" w:w="110"/>
-              <w:bottom w:type="dxa" w:w="60"/>
-              <w:right w:type="dxa" w:w="110"/>
-            </w:tcMar>
-            <w:vAlign w:val="center"/>
+            <w:tcW w:type="dxa" w:w="7837"/>
+            <w:tcBorders>
+              <w:top w:val="none" w:color="auto" w:sz="0"/>
+              <w:left w:val="none" w:color="auto" w:sz="0"/>
+              <w:bottom w:val="single" w:color="C8A45C" w:sz="8"/>
+              <w:right w:val="none" w:color="auto" w:sz="0"/>
+            </w:tcBorders>
+            <w:tcMar>
+              <w:top w:type="dxa" w:w="20"/>
+              <w:left w:type="dxa" w:w="90"/>
+              <w:bottom w:type="dxa" w:w="20"/>
+              <w:right w:type="dxa" w:w="90"/>
+            </w:tcMar>
+            <w:vAlign w:val="bottom"/>
           </w:tcPr>
           <w:p>
             <w:pPr>
@@ -560,9 +604,9 @@
                 <w:rFonts w:ascii="Dubai" w:cs="Dubai" w:eastAsia="Dubai" w:hAnsi="Dubai"/>
                 <w:b/>
                 <w:bCs/>
-                <w:color w:val="FFFFFF"/>
-                <w:sz w:val="22"/>
-                <w:szCs w:val="22"/>
+                <w:color w:val="043D20"/>
+                <w:sz w:val="26"/>
+                <w:szCs w:val="26"/>
                 <w:rtl/>
               </w:rPr>
               <w:t xml:space="preserve">قسم جدولي</w:t>
@@ -576,12 +620,12 @@
         <w:bidiVisual/>
         <w:tblW w:type="dxa" w:w="8787"/>
         <w:tblBorders>
-          <w:top w:val="single" w:color="C9D1CD" w:sz="4"/>
-          <w:left w:val="single" w:color="C9D1CD" w:sz="4"/>
-          <w:bottom w:val="single" w:color="C9D1CD" w:sz="4"/>
-          <w:right w:val="single" w:color="C9D1CD" w:sz="4"/>
-          <w:insideH w:val="single" w:color="C9D1CD" w:sz="4"/>
-          <w:insideV w:val="single" w:color="C9D1CD" w:sz="4"/>
+          <w:top w:val="none" w:color="auto" w:sz="0"/>
+          <w:left w:val="none" w:color="auto" w:sz="0"/>
+          <w:bottom w:val="none" w:color="auto" w:sz="0"/>
+          <w:right w:val="none" w:color="auto" w:sz="0"/>
+          <w:insideH w:val="none" w:color="auto" w:sz="0"/>
+          <w:insideV w:val="none" w:color="auto" w:sz="0"/>
         </w:tblBorders>
         <w:tblLayout w:type="fixed"/>
       </w:tblPr>
@@ -594,17 +638,22 @@
       <w:tr>
         <w:trPr>
           <w:tblHeader/>
-          <w:trHeight w:val="420" w:hRule="atLeast"/>
+          <w:trHeight w:val="400" w:hRule="atLeast"/>
         </w:trPr>
         <w:tc>
           <w:tcPr>
             <w:tcW w:type="dxa" w:w="703"/>
-            <w:shd w:fill="0C8643" w:color="auto" w:val="clear"/>
-            <w:tcMar>
-              <w:top w:type="dxa" w:w="60"/>
-              <w:left w:type="dxa" w:w="110"/>
-              <w:bottom w:type="dxa" w:w="60"/>
-              <w:right w:type="dxa" w:w="110"/>
+            <w:tcBorders>
+              <w:top w:val="none" w:color="auto" w:sz="0"/>
+              <w:left w:val="none" w:color="auto" w:sz="0"/>
+              <w:bottom w:val="single" w:color="0C8643" w:sz="12"/>
+              <w:right w:val="none" w:color="auto" w:sz="0"/>
+            </w:tcBorders>
+            <w:tcMar>
+              <w:top w:type="dxa" w:w="70"/>
+              <w:left w:type="dxa" w:w="90"/>
+              <w:bottom w:type="dxa" w:w="70"/>
+              <w:right w:type="dxa" w:w="90"/>
             </w:tcMar>
             <w:vAlign w:val="center"/>
           </w:tcPr>
@@ -619,9 +668,9 @@
                 <w:rFonts w:ascii="Dubai" w:cs="Dubai" w:eastAsia="Dubai" w:hAnsi="Dubai"/>
                 <w:b/>
                 <w:bCs/>
-                <w:color w:val="FFFFFF"/>
-                <w:sz w:val="19"/>
-                <w:szCs w:val="19"/>
+                <w:color w:val="043D20"/>
+                <w:sz w:val="18"/>
+                <w:szCs w:val="18"/>
                 <w:rtl/>
               </w:rPr>
               <w:t xml:space="preserve">م</w:t>
@@ -631,12 +680,17 @@
         <w:tc>
           <w:tcPr>
             <w:tcW w:type="dxa" w:w="2812"/>
-            <w:shd w:fill="0C8643" w:color="auto" w:val="clear"/>
-            <w:tcMar>
-              <w:top w:type="dxa" w:w="60"/>
-              <w:left w:type="dxa" w:w="110"/>
-              <w:bottom w:type="dxa" w:w="60"/>
-              <w:right w:type="dxa" w:w="110"/>
+            <w:tcBorders>
+              <w:top w:val="none" w:color="auto" w:sz="0"/>
+              <w:left w:val="none" w:color="auto" w:sz="0"/>
+              <w:bottom w:val="single" w:color="0C8643" w:sz="12"/>
+              <w:right w:val="none" w:color="auto" w:sz="0"/>
+            </w:tcBorders>
+            <w:tcMar>
+              <w:top w:type="dxa" w:w="70"/>
+              <w:left w:type="dxa" w:w="90"/>
+              <w:bottom w:type="dxa" w:w="70"/>
+              <w:right w:type="dxa" w:w="90"/>
             </w:tcMar>
             <w:vAlign w:val="center"/>
           </w:tcPr>
@@ -651,9 +705,9 @@
                 <w:rFonts w:ascii="Dubai" w:cs="Dubai" w:eastAsia="Dubai" w:hAnsi="Dubai"/>
                 <w:b/>
                 <w:bCs/>
-                <w:color w:val="FFFFFF"/>
-                <w:sz w:val="19"/>
-                <w:szCs w:val="19"/>
+                <w:color w:val="043D20"/>
+                <w:sz w:val="18"/>
+                <w:szCs w:val="18"/>
                 <w:rtl/>
               </w:rPr>
               <w:t xml:space="preserve">البيان</w:t>
@@ -663,12 +717,17 @@
         <w:tc>
           <w:tcPr>
             <w:tcW w:type="dxa" w:w="3515"/>
-            <w:shd w:fill="0C8643" w:color="auto" w:val="clear"/>
-            <w:tcMar>
-              <w:top w:type="dxa" w:w="60"/>
-              <w:left w:type="dxa" w:w="110"/>
-              <w:bottom w:type="dxa" w:w="60"/>
-              <w:right w:type="dxa" w:w="110"/>
+            <w:tcBorders>
+              <w:top w:val="none" w:color="auto" w:sz="0"/>
+              <w:left w:val="none" w:color="auto" w:sz="0"/>
+              <w:bottom w:val="single" w:color="0C8643" w:sz="12"/>
+              <w:right w:val="none" w:color="auto" w:sz="0"/>
+            </w:tcBorders>
+            <w:tcMar>
+              <w:top w:type="dxa" w:w="70"/>
+              <w:left w:type="dxa" w:w="90"/>
+              <w:bottom w:type="dxa" w:w="70"/>
+              <w:right w:type="dxa" w:w="90"/>
             </w:tcMar>
             <w:vAlign w:val="center"/>
           </w:tcPr>
@@ -683,9 +742,9 @@
                 <w:rFonts w:ascii="Dubai" w:cs="Dubai" w:eastAsia="Dubai" w:hAnsi="Dubai"/>
                 <w:b/>
                 <w:bCs/>
-                <w:color w:val="FFFFFF"/>
-                <w:sz w:val="19"/>
-                <w:szCs w:val="19"/>
+                <w:color w:val="043D20"/>
+                <w:sz w:val="18"/>
+                <w:szCs w:val="18"/>
                 <w:rtl/>
               </w:rPr>
               <w:t xml:space="preserve">التفاصيل</w:t>
@@ -695,12 +754,17 @@
         <w:tc>
           <w:tcPr>
             <w:tcW w:type="dxa" w:w="1757"/>
-            <w:shd w:fill="0C8643" w:color="auto" w:val="clear"/>
-            <w:tcMar>
-              <w:top w:type="dxa" w:w="60"/>
-              <w:left w:type="dxa" w:w="110"/>
-              <w:bottom w:type="dxa" w:w="60"/>
-              <w:right w:type="dxa" w:w="110"/>
+            <w:tcBorders>
+              <w:top w:val="none" w:color="auto" w:sz="0"/>
+              <w:left w:val="none" w:color="auto" w:sz="0"/>
+              <w:bottom w:val="single" w:color="0C8643" w:sz="12"/>
+              <w:right w:val="none" w:color="auto" w:sz="0"/>
+            </w:tcBorders>
+            <w:tcMar>
+              <w:top w:type="dxa" w:w="70"/>
+              <w:left w:type="dxa" w:w="90"/>
+              <w:bottom w:type="dxa" w:w="70"/>
+              <w:right w:type="dxa" w:w="90"/>
             </w:tcMar>
             <w:vAlign w:val="center"/>
           </w:tcPr>
@@ -715,9 +779,9 @@
                 <w:rFonts w:ascii="Dubai" w:cs="Dubai" w:eastAsia="Dubai" w:hAnsi="Dubai"/>
                 <w:b/>
                 <w:bCs/>
-                <w:color w:val="FFFFFF"/>
-                <w:sz w:val="19"/>
-                <w:szCs w:val="19"/>
+                <w:color w:val="043D20"/>
+                <w:sz w:val="18"/>
+                <w:szCs w:val="18"/>
                 <w:rtl/>
               </w:rPr>
               <w:t xml:space="preserve">ملاحظات</w:t>
@@ -728,17 +792,22 @@
       <w:tr>
         <w:trPr>
           <w:tblHeader w:val="false"/>
-          <w:trHeight w:val="460" w:hRule="atLeast"/>
+          <w:trHeight w:val="480" w:hRule="atLeast"/>
         </w:trPr>
         <w:tc>
           <w:tcPr>
             <w:tcW w:type="dxa" w:w="703"/>
-            <w:shd w:fill="FFFFFF" w:color="auto" w:val="clear"/>
-            <w:tcMar>
-              <w:top w:type="dxa" w:w="70"/>
-              <w:left w:type="dxa" w:w="110"/>
-              <w:bottom w:type="dxa" w:w="70"/>
-              <w:right w:type="dxa" w:w="110"/>
+            <w:tcBorders>
+              <w:top w:val="none" w:color="auto" w:sz="0"/>
+              <w:left w:val="none" w:color="auto" w:sz="0"/>
+              <w:bottom w:val="single" w:color="E6EAE8" w:sz="4"/>
+              <w:right w:val="none" w:color="auto" w:sz="0"/>
+            </w:tcBorders>
+            <w:tcMar>
+              <w:top w:type="dxa" w:w="60"/>
+              <w:left w:type="dxa" w:w="90"/>
+              <w:bottom w:type="dxa" w:w="60"/>
+              <w:right w:type="dxa" w:w="90"/>
             </w:tcMar>
             <w:vAlign w:val="center"/>
           </w:tcPr>
@@ -753,9 +822,9 @@
                 <w:rFonts w:ascii="Dubai" w:cs="Dubai" w:eastAsia="Dubai" w:hAnsi="Dubai"/>
                 <w:b w:val="false"/>
                 <w:bCs w:val="false"/>
-                <w:color w:val="1F2A26"/>
-                <w:sz w:val="19"/>
-                <w:szCs w:val="19"/>
+                <w:color w:val="075E2F"/>
+                <w:sz w:val="18"/>
+                <w:szCs w:val="18"/>
                 <w:rtl/>
               </w:rPr>
               <w:t xml:space="preserve">١</w:t>
@@ -765,12 +834,17 @@
         <w:tc>
           <w:tcPr>
             <w:tcW w:type="dxa" w:w="2812"/>
-            <w:shd w:fill="FFFFFF" w:color="auto" w:val="clear"/>
-            <w:tcMar>
-              <w:top w:type="dxa" w:w="70"/>
-              <w:left w:type="dxa" w:w="110"/>
-              <w:bottom w:type="dxa" w:w="70"/>
-              <w:right w:type="dxa" w:w="110"/>
+            <w:tcBorders>
+              <w:top w:val="none" w:color="auto" w:sz="0"/>
+              <w:left w:val="none" w:color="auto" w:sz="0"/>
+              <w:bottom w:val="single" w:color="E6EAE8" w:sz="4"/>
+              <w:right w:val="none" w:color="auto" w:sz="0"/>
+            </w:tcBorders>
+            <w:tcMar>
+              <w:top w:type="dxa" w:w="60"/>
+              <w:left w:type="dxa" w:w="90"/>
+              <w:bottom w:type="dxa" w:w="60"/>
+              <w:right w:type="dxa" w:w="90"/>
             </w:tcMar>
             <w:vAlign w:val="center"/>
           </w:tcPr>
@@ -785,12 +859,17 @@
         <w:tc>
           <w:tcPr>
             <w:tcW w:type="dxa" w:w="3515"/>
-            <w:shd w:fill="FFFFFF" w:color="auto" w:val="clear"/>
-            <w:tcMar>
-              <w:top w:type="dxa" w:w="70"/>
-              <w:left w:type="dxa" w:w="110"/>
-              <w:bottom w:type="dxa" w:w="70"/>
-              <w:right w:type="dxa" w:w="110"/>
+            <w:tcBorders>
+              <w:top w:val="none" w:color="auto" w:sz="0"/>
+              <w:left w:val="none" w:color="auto" w:sz="0"/>
+              <w:bottom w:val="single" w:color="E6EAE8" w:sz="4"/>
+              <w:right w:val="none" w:color="auto" w:sz="0"/>
+            </w:tcBorders>
+            <w:tcMar>
+              <w:top w:type="dxa" w:w="60"/>
+              <w:left w:type="dxa" w:w="90"/>
+              <w:bottom w:type="dxa" w:w="60"/>
+              <w:right w:type="dxa" w:w="90"/>
             </w:tcMar>
             <w:vAlign w:val="center"/>
           </w:tcPr>
@@ -805,12 +884,17 @@
         <w:tc>
           <w:tcPr>
             <w:tcW w:type="dxa" w:w="1757"/>
-            <w:shd w:fill="FFFFFF" w:color="auto" w:val="clear"/>
-            <w:tcMar>
-              <w:top w:type="dxa" w:w="70"/>
-              <w:left w:type="dxa" w:w="110"/>
-              <w:bottom w:type="dxa" w:w="70"/>
-              <w:right w:type="dxa" w:w="110"/>
+            <w:tcBorders>
+              <w:top w:val="none" w:color="auto" w:sz="0"/>
+              <w:left w:val="none" w:color="auto" w:sz="0"/>
+              <w:bottom w:val="single" w:color="E6EAE8" w:sz="4"/>
+              <w:right w:val="none" w:color="auto" w:sz="0"/>
+            </w:tcBorders>
+            <w:tcMar>
+              <w:top w:type="dxa" w:w="60"/>
+              <w:left w:type="dxa" w:w="90"/>
+              <w:bottom w:type="dxa" w:w="60"/>
+              <w:right w:type="dxa" w:w="90"/>
             </w:tcMar>
             <w:vAlign w:val="center"/>
           </w:tcPr>
@@ -826,17 +910,22 @@
       <w:tr>
         <w:trPr>
           <w:tblHeader w:val="false"/>
-          <w:trHeight w:val="460" w:hRule="atLeast"/>
+          <w:trHeight w:val="480" w:hRule="atLeast"/>
         </w:trPr>
         <w:tc>
           <w:tcPr>
             <w:tcW w:type="dxa" w:w="703"/>
-            <w:shd w:fill="F4FAF6" w:color="auto" w:val="clear"/>
-            <w:tcMar>
-              <w:top w:type="dxa" w:w="70"/>
-              <w:left w:type="dxa" w:w="110"/>
-              <w:bottom w:type="dxa" w:w="70"/>
-              <w:right w:type="dxa" w:w="110"/>
+            <w:tcBorders>
+              <w:top w:val="none" w:color="auto" w:sz="0"/>
+              <w:left w:val="none" w:color="auto" w:sz="0"/>
+              <w:bottom w:val="single" w:color="E6EAE8" w:sz="4"/>
+              <w:right w:val="none" w:color="auto" w:sz="0"/>
+            </w:tcBorders>
+            <w:tcMar>
+              <w:top w:type="dxa" w:w="60"/>
+              <w:left w:type="dxa" w:w="90"/>
+              <w:bottom w:type="dxa" w:w="60"/>
+              <w:right w:type="dxa" w:w="90"/>
             </w:tcMar>
             <w:vAlign w:val="center"/>
           </w:tcPr>
@@ -851,9 +940,9 @@
                 <w:rFonts w:ascii="Dubai" w:cs="Dubai" w:eastAsia="Dubai" w:hAnsi="Dubai"/>
                 <w:b w:val="false"/>
                 <w:bCs w:val="false"/>
-                <w:color w:val="1F2A26"/>
-                <w:sz w:val="19"/>
-                <w:szCs w:val="19"/>
+                <w:color w:val="075E2F"/>
+                <w:sz w:val="18"/>
+                <w:szCs w:val="18"/>
                 <w:rtl/>
               </w:rPr>
               <w:t xml:space="preserve">٢</w:t>
@@ -863,12 +952,17 @@
         <w:tc>
           <w:tcPr>
             <w:tcW w:type="dxa" w:w="2812"/>
-            <w:shd w:fill="F4FAF6" w:color="auto" w:val="clear"/>
-            <w:tcMar>
-              <w:top w:type="dxa" w:w="70"/>
-              <w:left w:type="dxa" w:w="110"/>
-              <w:bottom w:type="dxa" w:w="70"/>
-              <w:right w:type="dxa" w:w="110"/>
+            <w:tcBorders>
+              <w:top w:val="none" w:color="auto" w:sz="0"/>
+              <w:left w:val="none" w:color="auto" w:sz="0"/>
+              <w:bottom w:val="single" w:color="E6EAE8" w:sz="4"/>
+              <w:right w:val="none" w:color="auto" w:sz="0"/>
+            </w:tcBorders>
+            <w:tcMar>
+              <w:top w:type="dxa" w:w="60"/>
+              <w:left w:type="dxa" w:w="90"/>
+              <w:bottom w:type="dxa" w:w="60"/>
+              <w:right w:type="dxa" w:w="90"/>
             </w:tcMar>
             <w:vAlign w:val="center"/>
           </w:tcPr>
@@ -883,12 +977,17 @@
         <w:tc>
           <w:tcPr>
             <w:tcW w:type="dxa" w:w="3515"/>
-            <w:shd w:fill="F4FAF6" w:color="auto" w:val="clear"/>
-            <w:tcMar>
-              <w:top w:type="dxa" w:w="70"/>
-              <w:left w:type="dxa" w:w="110"/>
-              <w:bottom w:type="dxa" w:w="70"/>
-              <w:right w:type="dxa" w:w="110"/>
+            <w:tcBorders>
+              <w:top w:val="none" w:color="auto" w:sz="0"/>
+              <w:left w:val="none" w:color="auto" w:sz="0"/>
+              <w:bottom w:val="single" w:color="E6EAE8" w:sz="4"/>
+              <w:right w:val="none" w:color="auto" w:sz="0"/>
+            </w:tcBorders>
+            <w:tcMar>
+              <w:top w:type="dxa" w:w="60"/>
+              <w:left w:type="dxa" w:w="90"/>
+              <w:bottom w:type="dxa" w:w="60"/>
+              <w:right w:type="dxa" w:w="90"/>
             </w:tcMar>
             <w:vAlign w:val="center"/>
           </w:tcPr>
@@ -903,12 +1002,17 @@
         <w:tc>
           <w:tcPr>
             <w:tcW w:type="dxa" w:w="1757"/>
-            <w:shd w:fill="F4FAF6" w:color="auto" w:val="clear"/>
-            <w:tcMar>
-              <w:top w:type="dxa" w:w="70"/>
-              <w:left w:type="dxa" w:w="110"/>
-              <w:bottom w:type="dxa" w:w="70"/>
-              <w:right w:type="dxa" w:w="110"/>
+            <w:tcBorders>
+              <w:top w:val="none" w:color="auto" w:sz="0"/>
+              <w:left w:val="none" w:color="auto" w:sz="0"/>
+              <w:bottom w:val="single" w:color="E6EAE8" w:sz="4"/>
+              <w:right w:val="none" w:color="auto" w:sz="0"/>
+            </w:tcBorders>
+            <w:tcMar>
+              <w:top w:type="dxa" w:w="60"/>
+              <w:left w:type="dxa" w:w="90"/>
+              <w:bottom w:type="dxa" w:w="60"/>
+              <w:right w:type="dxa" w:w="90"/>
             </w:tcMar>
             <w:vAlign w:val="center"/>
           </w:tcPr>
@@ -924,17 +1028,22 @@
       <w:tr>
         <w:trPr>
           <w:tblHeader w:val="false"/>
-          <w:trHeight w:val="460" w:hRule="atLeast"/>
+          <w:trHeight w:val="480" w:hRule="atLeast"/>
         </w:trPr>
         <w:tc>
           <w:tcPr>
             <w:tcW w:type="dxa" w:w="703"/>
-            <w:shd w:fill="FFFFFF" w:color="auto" w:val="clear"/>
-            <w:tcMar>
-              <w:top w:type="dxa" w:w="70"/>
-              <w:left w:type="dxa" w:w="110"/>
-              <w:bottom w:type="dxa" w:w="70"/>
-              <w:right w:type="dxa" w:w="110"/>
+            <w:tcBorders>
+              <w:top w:val="none" w:color="auto" w:sz="0"/>
+              <w:left w:val="none" w:color="auto" w:sz="0"/>
+              <w:bottom w:val="single" w:color="E6EAE8" w:sz="4"/>
+              <w:right w:val="none" w:color="auto" w:sz="0"/>
+            </w:tcBorders>
+            <w:tcMar>
+              <w:top w:type="dxa" w:w="60"/>
+              <w:left w:type="dxa" w:w="90"/>
+              <w:bottom w:type="dxa" w:w="60"/>
+              <w:right w:type="dxa" w:w="90"/>
             </w:tcMar>
             <w:vAlign w:val="center"/>
           </w:tcPr>
@@ -949,9 +1058,9 @@
                 <w:rFonts w:ascii="Dubai" w:cs="Dubai" w:eastAsia="Dubai" w:hAnsi="Dubai"/>
                 <w:b w:val="false"/>
                 <w:bCs w:val="false"/>
-                <w:color w:val="1F2A26"/>
-                <w:sz w:val="19"/>
-                <w:szCs w:val="19"/>
+                <w:color w:val="075E2F"/>
+                <w:sz w:val="18"/>
+                <w:szCs w:val="18"/>
                 <w:rtl/>
               </w:rPr>
               <w:t xml:space="preserve">٣</w:t>
@@ -961,12 +1070,17 @@
         <w:tc>
           <w:tcPr>
             <w:tcW w:type="dxa" w:w="2812"/>
-            <w:shd w:fill="FFFFFF" w:color="auto" w:val="clear"/>
-            <w:tcMar>
-              <w:top w:type="dxa" w:w="70"/>
-              <w:left w:type="dxa" w:w="110"/>
-              <w:bottom w:type="dxa" w:w="70"/>
-              <w:right w:type="dxa" w:w="110"/>
+            <w:tcBorders>
+              <w:top w:val="none" w:color="auto" w:sz="0"/>
+              <w:left w:val="none" w:color="auto" w:sz="0"/>
+              <w:bottom w:val="single" w:color="E6EAE8" w:sz="4"/>
+              <w:right w:val="none" w:color="auto" w:sz="0"/>
+            </w:tcBorders>
+            <w:tcMar>
+              <w:top w:type="dxa" w:w="60"/>
+              <w:left w:type="dxa" w:w="90"/>
+              <w:bottom w:type="dxa" w:w="60"/>
+              <w:right w:type="dxa" w:w="90"/>
             </w:tcMar>
             <w:vAlign w:val="center"/>
           </w:tcPr>
@@ -981,12 +1095,17 @@
         <w:tc>
           <w:tcPr>
             <w:tcW w:type="dxa" w:w="3515"/>
-            <w:shd w:fill="FFFFFF" w:color="auto" w:val="clear"/>
-            <w:tcMar>
-              <w:top w:type="dxa" w:w="70"/>
-              <w:left w:type="dxa" w:w="110"/>
-              <w:bottom w:type="dxa" w:w="70"/>
-              <w:right w:type="dxa" w:w="110"/>
+            <w:tcBorders>
+              <w:top w:val="none" w:color="auto" w:sz="0"/>
+              <w:left w:val="none" w:color="auto" w:sz="0"/>
+              <w:bottom w:val="single" w:color="E6EAE8" w:sz="4"/>
+              <w:right w:val="none" w:color="auto" w:sz="0"/>
+            </w:tcBorders>
+            <w:tcMar>
+              <w:top w:type="dxa" w:w="60"/>
+              <w:left w:type="dxa" w:w="90"/>
+              <w:bottom w:type="dxa" w:w="60"/>
+              <w:right w:type="dxa" w:w="90"/>
             </w:tcMar>
             <w:vAlign w:val="center"/>
           </w:tcPr>
@@ -1001,12 +1120,17 @@
         <w:tc>
           <w:tcPr>
             <w:tcW w:type="dxa" w:w="1757"/>
-            <w:shd w:fill="FFFFFF" w:color="auto" w:val="clear"/>
-            <w:tcMar>
-              <w:top w:type="dxa" w:w="70"/>
-              <w:left w:type="dxa" w:w="110"/>
-              <w:bottom w:type="dxa" w:w="70"/>
-              <w:right w:type="dxa" w:w="110"/>
+            <w:tcBorders>
+              <w:top w:val="none" w:color="auto" w:sz="0"/>
+              <w:left w:val="none" w:color="auto" w:sz="0"/>
+              <w:bottom w:val="single" w:color="E6EAE8" w:sz="4"/>
+              <w:right w:val="none" w:color="auto" w:sz="0"/>
+            </w:tcBorders>
+            <w:tcMar>
+              <w:top w:type="dxa" w:w="60"/>
+              <w:left w:type="dxa" w:w="90"/>
+              <w:bottom w:type="dxa" w:w="60"/>
+              <w:right w:type="dxa" w:w="90"/>
             </w:tcMar>
             <w:vAlign w:val="center"/>
           </w:tcPr>
@@ -1022,17 +1146,22 @@
       <w:tr>
         <w:trPr>
           <w:tblHeader w:val="false"/>
-          <w:trHeight w:val="460" w:hRule="atLeast"/>
+          <w:trHeight w:val="480" w:hRule="atLeast"/>
         </w:trPr>
         <w:tc>
           <w:tcPr>
             <w:tcW w:type="dxa" w:w="703"/>
-            <w:shd w:fill="F4FAF6" w:color="auto" w:val="clear"/>
-            <w:tcMar>
-              <w:top w:type="dxa" w:w="70"/>
-              <w:left w:type="dxa" w:w="110"/>
-              <w:bottom w:type="dxa" w:w="70"/>
-              <w:right w:type="dxa" w:w="110"/>
+            <w:tcBorders>
+              <w:top w:val="none" w:color="auto" w:sz="0"/>
+              <w:left w:val="none" w:color="auto" w:sz="0"/>
+              <w:bottom w:val="single" w:color="E6EAE8" w:sz="4"/>
+              <w:right w:val="none" w:color="auto" w:sz="0"/>
+            </w:tcBorders>
+            <w:tcMar>
+              <w:top w:type="dxa" w:w="60"/>
+              <w:left w:type="dxa" w:w="90"/>
+              <w:bottom w:type="dxa" w:w="60"/>
+              <w:right w:type="dxa" w:w="90"/>
             </w:tcMar>
             <w:vAlign w:val="center"/>
           </w:tcPr>
@@ -1047,9 +1176,9 @@
                 <w:rFonts w:ascii="Dubai" w:cs="Dubai" w:eastAsia="Dubai" w:hAnsi="Dubai"/>
                 <w:b w:val="false"/>
                 <w:bCs w:val="false"/>
-                <w:color w:val="1F2A26"/>
-                <w:sz w:val="19"/>
-                <w:szCs w:val="19"/>
+                <w:color w:val="075E2F"/>
+                <w:sz w:val="18"/>
+                <w:szCs w:val="18"/>
                 <w:rtl/>
               </w:rPr>
               <w:t xml:space="preserve">٤</w:t>
@@ -1059,12 +1188,17 @@
         <w:tc>
           <w:tcPr>
             <w:tcW w:type="dxa" w:w="2812"/>
-            <w:shd w:fill="F4FAF6" w:color="auto" w:val="clear"/>
-            <w:tcMar>
-              <w:top w:type="dxa" w:w="70"/>
-              <w:left w:type="dxa" w:w="110"/>
-              <w:bottom w:type="dxa" w:w="70"/>
-              <w:right w:type="dxa" w:w="110"/>
+            <w:tcBorders>
+              <w:top w:val="none" w:color="auto" w:sz="0"/>
+              <w:left w:val="none" w:color="auto" w:sz="0"/>
+              <w:bottom w:val="single" w:color="E6EAE8" w:sz="4"/>
+              <w:right w:val="none" w:color="auto" w:sz="0"/>
+            </w:tcBorders>
+            <w:tcMar>
+              <w:top w:type="dxa" w:w="60"/>
+              <w:left w:type="dxa" w:w="90"/>
+              <w:bottom w:type="dxa" w:w="60"/>
+              <w:right w:type="dxa" w:w="90"/>
             </w:tcMar>
             <w:vAlign w:val="center"/>
           </w:tcPr>
@@ -1079,12 +1213,17 @@
         <w:tc>
           <w:tcPr>
             <w:tcW w:type="dxa" w:w="3515"/>
-            <w:shd w:fill="F4FAF6" w:color="auto" w:val="clear"/>
-            <w:tcMar>
-              <w:top w:type="dxa" w:w="70"/>
-              <w:left w:type="dxa" w:w="110"/>
-              <w:bottom w:type="dxa" w:w="70"/>
-              <w:right w:type="dxa" w:w="110"/>
+            <w:tcBorders>
+              <w:top w:val="none" w:color="auto" w:sz="0"/>
+              <w:left w:val="none" w:color="auto" w:sz="0"/>
+              <w:bottom w:val="single" w:color="E6EAE8" w:sz="4"/>
+              <w:right w:val="none" w:color="auto" w:sz="0"/>
+            </w:tcBorders>
+            <w:tcMar>
+              <w:top w:type="dxa" w:w="60"/>
+              <w:left w:type="dxa" w:w="90"/>
+              <w:bottom w:type="dxa" w:w="60"/>
+              <w:right w:type="dxa" w:w="90"/>
             </w:tcMar>
             <w:vAlign w:val="center"/>
           </w:tcPr>
@@ -1099,12 +1238,17 @@
         <w:tc>
           <w:tcPr>
             <w:tcW w:type="dxa" w:w="1757"/>
-            <w:shd w:fill="F4FAF6" w:color="auto" w:val="clear"/>
-            <w:tcMar>
-              <w:top w:type="dxa" w:w="70"/>
-              <w:left w:type="dxa" w:w="110"/>
-              <w:bottom w:type="dxa" w:w="70"/>
-              <w:right w:type="dxa" w:w="110"/>
+            <w:tcBorders>
+              <w:top w:val="none" w:color="auto" w:sz="0"/>
+              <w:left w:val="none" w:color="auto" w:sz="0"/>
+              <w:bottom w:val="single" w:color="E6EAE8" w:sz="4"/>
+              <w:right w:val="none" w:color="auto" w:sz="0"/>
+            </w:tcBorders>
+            <w:tcMar>
+              <w:top w:type="dxa" w:w="60"/>
+              <w:left w:type="dxa" w:w="90"/>
+              <w:bottom w:type="dxa" w:w="60"/>
+              <w:right w:type="dxa" w:w="90"/>
             </w:tcMar>
             <w:vAlign w:val="center"/>
           </w:tcPr>
@@ -1121,7 +1265,7 @@
     <w:p>
       <w:pPr>
         <w:bidi/>
-        <w:spacing w:after="140" w:before="0"/>
+        <w:spacing w:after="160" w:before="0"/>
       </w:pPr>
     </w:p>
     <w:tbl>
@@ -1139,23 +1283,28 @@
         <w:tblLayout w:type="fixed"/>
       </w:tblPr>
       <w:tblGrid>
-        <w:gridCol w:w="700"/>
-        <w:gridCol w:w="8087"/>
+        <w:gridCol w:w="950"/>
+        <w:gridCol w:w="7837"/>
       </w:tblGrid>
       <w:tr>
         <w:trPr>
           <w:tblHeader w:val="false"/>
-          <w:trHeight w:val="380" w:hRule="atLeast"/>
+          <w:trHeight w:val="560" w:hRule="atLeast"/>
         </w:trPr>
         <w:tc>
           <w:tcPr>
-            <w:tcW w:type="dxa" w:w="700"/>
-            <w:shd w:fill="043D20" w:color="auto" w:val="clear"/>
-            <w:tcMar>
-              <w:top w:type="dxa" w:w="60"/>
-              <w:left w:type="dxa" w:w="110"/>
-              <w:bottom w:type="dxa" w:w="60"/>
-              <w:right w:type="dxa" w:w="110"/>
+            <w:tcW w:type="dxa" w:w="950"/>
+            <w:tcBorders>
+              <w:top w:val="none" w:color="auto" w:sz="0"/>
+              <w:left w:val="none" w:color="auto" w:sz="0"/>
+              <w:bottom w:val="single" w:color="C8A45C" w:sz="8"/>
+              <w:right w:val="none" w:color="auto" w:sz="0"/>
+            </w:tcBorders>
+            <w:tcMar>
+              <w:top w:type="dxa" w:w="20"/>
+              <w:left w:type="dxa" w:w="90"/>
+              <w:bottom w:type="dxa" w:w="20"/>
+              <w:right w:type="dxa" w:w="90"/>
             </w:tcMar>
             <w:vAlign w:val="center"/>
           </w:tcPr>
@@ -1170,9 +1319,9 @@
                 <w:rFonts w:ascii="Dubai" w:cs="Dubai" w:eastAsia="Dubai" w:hAnsi="Dubai"/>
                 <w:b/>
                 <w:bCs/>
-                <w:color w:val="C8A45C"/>
-                <w:sz w:val="21"/>
-                <w:szCs w:val="21"/>
+                <w:color w:val="BEE9D1"/>
+                <w:sz w:val="52"/>
+                <w:szCs w:val="52"/>
                 <w:rtl/>
               </w:rPr>
               <w:t xml:space="preserve">٠٣</w:t>
@@ -1181,15 +1330,20 @@
         </w:tc>
         <w:tc>
           <w:tcPr>
-            <w:tcW w:type="dxa" w:w="8087"/>
-            <w:shd w:fill="0C8643" w:color="auto" w:val="clear"/>
-            <w:tcMar>
-              <w:top w:type="dxa" w:w="60"/>
-              <w:left w:type="dxa" w:w="110"/>
-              <w:bottom w:type="dxa" w:w="60"/>
-              <w:right w:type="dxa" w:w="110"/>
-            </w:tcMar>
-            <w:vAlign w:val="center"/>
+            <w:tcW w:type="dxa" w:w="7837"/>
+            <w:tcBorders>
+              <w:top w:val="none" w:color="auto" w:sz="0"/>
+              <w:left w:val="none" w:color="auto" w:sz="0"/>
+              <w:bottom w:val="single" w:color="C8A45C" w:sz="8"/>
+              <w:right w:val="none" w:color="auto" w:sz="0"/>
+            </w:tcBorders>
+            <w:tcMar>
+              <w:top w:type="dxa" w:w="20"/>
+              <w:left w:type="dxa" w:w="90"/>
+              <w:bottom w:type="dxa" w:w="20"/>
+              <w:right w:type="dxa" w:w="90"/>
+            </w:tcMar>
+            <w:vAlign w:val="bottom"/>
           </w:tcPr>
           <w:p>
             <w:pPr>
@@ -1201,9 +1355,9 @@
                 <w:rFonts w:ascii="Dubai" w:cs="Dubai" w:eastAsia="Dubai" w:hAnsi="Dubai"/>
                 <w:b/>
                 <w:bCs/>
-                <w:color w:val="FFFFFF"/>
-                <w:sz w:val="22"/>
-                <w:szCs w:val="22"/>
+                <w:color w:val="043D20"/>
+                <w:sz w:val="26"/>
+                <w:szCs w:val="26"/>
                 <w:rtl/>
               </w:rPr>
               <w:t xml:space="preserve">خيارات وتصنيف</w:t>
@@ -1217,77 +1371,68 @@
         <w:bidiVisual/>
         <w:tblW w:type="dxa" w:w="8787"/>
         <w:tblBorders>
-          <w:top w:val="single" w:color="C9D1CD" w:sz="4"/>
-          <w:left w:val="single" w:color="C9D1CD" w:sz="4"/>
-          <w:bottom w:val="single" w:color="C9D1CD" w:sz="4"/>
-          <w:right w:val="single" w:color="C9D1CD" w:sz="4"/>
-          <w:insideH w:val="single" w:color="C9D1CD" w:sz="4"/>
-          <w:insideV w:val="single" w:color="C9D1CD" w:sz="4"/>
+          <w:top w:val="none" w:color="auto" w:sz="0"/>
+          <w:left w:val="none" w:color="auto" w:sz="0"/>
+          <w:bottom w:val="none" w:color="auto" w:sz="0"/>
+          <w:right w:val="none" w:color="auto" w:sz="0"/>
+          <w:insideH w:val="none" w:color="auto" w:sz="0"/>
+          <w:insideV w:val="none" w:color="auto" w:sz="0"/>
         </w:tblBorders>
         <w:tblLayout w:type="fixed"/>
       </w:tblPr>
       <w:tblGrid>
-        <w:gridCol w:w="1750"/>
-        <w:gridCol w:w="7037"/>
+        <w:gridCol w:w="8787"/>
       </w:tblGrid>
       <w:tr>
         <w:trPr>
           <w:tblHeader w:val="false"/>
-          <w:trHeight w:val="440" w:hRule="atLeast"/>
         </w:trPr>
         <w:tc>
           <w:tcPr>
-            <w:tcW w:type="dxa" w:w="1750"/>
-            <w:shd w:fill="E8F5ED" w:color="auto" w:val="clear"/>
+            <w:tcW w:type="dxa" w:w="8787"/>
+            <w:tcBorders>
+              <w:top w:val="none" w:color="auto" w:sz="0"/>
+              <w:left w:val="none" w:color="auto" w:sz="0"/>
+              <w:bottom w:val="single" w:color="E6EAE8" w:sz="4"/>
+              <w:right w:val="none" w:color="auto" w:sz="0"/>
+            </w:tcBorders>
             <w:tcMar>
               <w:top w:type="dxa" w:w="70"/>
-              <w:left w:type="dxa" w:w="110"/>
+              <w:left w:type="dxa" w:w="20"/>
               <w:bottom w:type="dxa" w:w="70"/>
-              <w:right w:type="dxa" w:w="110"/>
-            </w:tcMar>
-            <w:vAlign w:val="center"/>
-          </w:tcPr>
-          <w:p>
-            <w:pPr>
-              <w:bidi/>
-              <w:spacing w:after="0" w:before="0"/>
-            </w:pPr>
-            <w:r>
-              <w:rPr>
-                <w:rFonts w:ascii="Dubai" w:cs="Dubai" w:eastAsia="Dubai" w:hAnsi="Dubai"/>
-                <w:b/>
-                <w:bCs/>
-                <w:color w:val="043D20"/>
-                <w:sz w:val="19"/>
-                <w:szCs w:val="19"/>
+              <w:right w:type="dxa" w:w="20"/>
+            </w:tcMar>
+            <w:vAlign w:val="top"/>
+          </w:tcPr>
+          <w:p>
+            <w:pPr>
+              <w:bidi/>
+              <w:spacing w:after="0" w:before="0"/>
+            </w:pPr>
+            <w:r>
+              <w:rPr>
+                <w:rFonts w:ascii="Dubai" w:cs="Dubai" w:eastAsia="Dubai" w:hAnsi="Dubai"/>
+                <w:b w:val="false"/>
+                <w:bCs w:val="false"/>
+                <w:color w:val="3E4B46"/>
+                <w:sz w:val="16"/>
+                <w:szCs w:val="16"/>
                 <w:rtl/>
               </w:rPr>
               <w:t xml:space="preserve">نوع الطلب</w:t>
             </w:r>
           </w:p>
-        </w:tc>
-        <w:tc>
-          <w:tcPr>
-            <w:tcW w:type="dxa" w:w="7037"/>
-            <w:tcMar>
-              <w:top w:type="dxa" w:w="70"/>
-              <w:left w:type="dxa" w:w="110"/>
-              <w:bottom w:type="dxa" w:w="70"/>
-              <w:right w:type="dxa" w:w="110"/>
-            </w:tcMar>
-            <w:vAlign w:val="center"/>
-          </w:tcPr>
-          <w:p>
-            <w:pPr>
-              <w:bidi/>
-              <w:spacing w:after="0" w:before="0"/>
+          <w:p>
+            <w:pPr>
+              <w:bidi/>
+              <w:spacing w:after="0" w:before="120"/>
             </w:pPr>
             <w:r>
               <w:rPr>
                 <w:rFonts w:ascii="Segoe UI Symbol" w:cs="Segoe UI Symbol" w:eastAsia="Segoe UI Symbol" w:hAnsi="Segoe UI Symbol"/>
-                <w:color w:val="075E2F"/>
-                <w:sz w:val="21"/>
-                <w:szCs w:val="21"/>
+                <w:color w:val="0C8643"/>
+                <w:sz w:val="22"/>
+                <w:szCs w:val="22"/>
               </w:rPr>
               <w:t xml:space="preserve">☐ </w:t>
             </w:r>
@@ -1313,14 +1458,14 @@
                 <w:szCs w:val="20"/>
                 <w:rtl/>
               </w:rPr>
-              <w:t xml:space="preserve">      </w:t>
+              <w:t xml:space="preserve">        </w:t>
             </w:r>
             <w:r>
               <w:rPr>
                 <w:rFonts w:ascii="Segoe UI Symbol" w:cs="Segoe UI Symbol" w:eastAsia="Segoe UI Symbol" w:hAnsi="Segoe UI Symbol"/>
-                <w:color w:val="075E2F"/>
-                <w:sz w:val="21"/>
-                <w:szCs w:val="21"/>
+                <w:color w:val="0C8643"/>
+                <w:sz w:val="22"/>
+                <w:szCs w:val="22"/>
               </w:rPr>
               <w:t xml:space="preserve">☐ </w:t>
             </w:r>
@@ -1346,14 +1491,14 @@
                 <w:szCs w:val="20"/>
                 <w:rtl/>
               </w:rPr>
-              <w:t xml:space="preserve">      </w:t>
+              <w:t xml:space="preserve">        </w:t>
             </w:r>
             <w:r>
               <w:rPr>
                 <w:rFonts w:ascii="Segoe UI Symbol" w:cs="Segoe UI Symbol" w:eastAsia="Segoe UI Symbol" w:hAnsi="Segoe UI Symbol"/>
-                <w:color w:val="075E2F"/>
-                <w:sz w:val="21"/>
-                <w:szCs w:val="21"/>
+                <w:color w:val="0C8643"/>
+                <w:sz w:val="22"/>
+                <w:szCs w:val="22"/>
               </w:rPr>
               <w:t xml:space="preserve">☐ </w:t>
             </w:r>
@@ -1379,14 +1524,14 @@
                 <w:szCs w:val="20"/>
                 <w:rtl/>
               </w:rPr>
-              <w:t xml:space="preserve">      </w:t>
+              <w:t xml:space="preserve">        </w:t>
             </w:r>
             <w:r>
               <w:rPr>
                 <w:rFonts w:ascii="Segoe UI Symbol" w:cs="Segoe UI Symbol" w:eastAsia="Segoe UI Symbol" w:hAnsi="Segoe UI Symbol"/>
-                <w:color w:val="075E2F"/>
-                <w:sz w:val="21"/>
-                <w:szCs w:val="21"/>
+                <w:color w:val="0C8643"/>
+                <w:sz w:val="22"/>
+                <w:szCs w:val="22"/>
               </w:rPr>
               <w:t xml:space="preserve">☐ </w:t>
             </w:r>
@@ -1409,7 +1554,7 @@
     <w:p>
       <w:pPr>
         <w:bidi/>
-        <w:spacing w:after="140" w:before="0"/>
+        <w:spacing w:after="160" w:before="0"/>
       </w:pPr>
     </w:p>
     <w:tbl>
@@ -1427,23 +1572,28 @@
         <w:tblLayout w:type="fixed"/>
       </w:tblPr>
       <w:tblGrid>
-        <w:gridCol w:w="700"/>
-        <w:gridCol w:w="8087"/>
+        <w:gridCol w:w="950"/>
+        <w:gridCol w:w="7837"/>
       </w:tblGrid>
       <w:tr>
         <w:trPr>
           <w:tblHeader w:val="false"/>
-          <w:trHeight w:val="380" w:hRule="atLeast"/>
+          <w:trHeight w:val="560" w:hRule="atLeast"/>
         </w:trPr>
         <w:tc>
           <w:tcPr>
-            <w:tcW w:type="dxa" w:w="700"/>
-            <w:shd w:fill="043D20" w:color="auto" w:val="clear"/>
-            <w:tcMar>
-              <w:top w:type="dxa" w:w="60"/>
-              <w:left w:type="dxa" w:w="110"/>
-              <w:bottom w:type="dxa" w:w="60"/>
-              <w:right w:type="dxa" w:w="110"/>
+            <w:tcW w:type="dxa" w:w="950"/>
+            <w:tcBorders>
+              <w:top w:val="none" w:color="auto" w:sz="0"/>
+              <w:left w:val="none" w:color="auto" w:sz="0"/>
+              <w:bottom w:val="single" w:color="C8A45C" w:sz="8"/>
+              <w:right w:val="none" w:color="auto" w:sz="0"/>
+            </w:tcBorders>
+            <w:tcMar>
+              <w:top w:type="dxa" w:w="20"/>
+              <w:left w:type="dxa" w:w="90"/>
+              <w:bottom w:type="dxa" w:w="20"/>
+              <w:right w:type="dxa" w:w="90"/>
             </w:tcMar>
             <w:vAlign w:val="center"/>
           </w:tcPr>
@@ -1458,9 +1608,9 @@
                 <w:rFonts w:ascii="Dubai" w:cs="Dubai" w:eastAsia="Dubai" w:hAnsi="Dubai"/>
                 <w:b/>
                 <w:bCs/>
-                <w:color w:val="C8A45C"/>
-                <w:sz w:val="21"/>
-                <w:szCs w:val="21"/>
+                <w:color w:val="BEE9D1"/>
+                <w:sz w:val="52"/>
+                <w:szCs w:val="52"/>
                 <w:rtl/>
               </w:rPr>
               <w:t xml:space="preserve">٠٤</w:t>
@@ -1469,15 +1619,20 @@
         </w:tc>
         <w:tc>
           <w:tcPr>
-            <w:tcW w:type="dxa" w:w="8087"/>
-            <w:shd w:fill="0C8643" w:color="auto" w:val="clear"/>
-            <w:tcMar>
-              <w:top w:type="dxa" w:w="60"/>
-              <w:left w:type="dxa" w:w="110"/>
-              <w:bottom w:type="dxa" w:w="60"/>
-              <w:right w:type="dxa" w:w="110"/>
-            </w:tcMar>
-            <w:vAlign w:val="center"/>
+            <w:tcW w:type="dxa" w:w="7837"/>
+            <w:tcBorders>
+              <w:top w:val="none" w:color="auto" w:sz="0"/>
+              <w:left w:val="none" w:color="auto" w:sz="0"/>
+              <w:bottom w:val="single" w:color="C8A45C" w:sz="8"/>
+              <w:right w:val="none" w:color="auto" w:sz="0"/>
+            </w:tcBorders>
+            <w:tcMar>
+              <w:top w:type="dxa" w:w="20"/>
+              <w:left w:type="dxa" w:w="90"/>
+              <w:bottom w:type="dxa" w:w="20"/>
+              <w:right w:type="dxa" w:w="90"/>
+            </w:tcMar>
+            <w:vAlign w:val="bottom"/>
           </w:tcPr>
           <w:p>
             <w:pPr>
@@ -1489,9 +1644,9 @@
                 <w:rFonts w:ascii="Dubai" w:cs="Dubai" w:eastAsia="Dubai" w:hAnsi="Dubai"/>
                 <w:b/>
                 <w:bCs/>
-                <w:color w:val="FFFFFF"/>
-                <w:sz w:val="22"/>
-                <w:szCs w:val="22"/>
+                <w:color w:val="043D20"/>
+                <w:sz w:val="26"/>
+                <w:szCs w:val="26"/>
                 <w:rtl/>
               </w:rPr>
               <w:t xml:space="preserve">ملاحظات إضافية</w:t>
@@ -1505,12 +1660,12 @@
         <w:bidiVisual/>
         <w:tblW w:type="dxa" w:w="8787"/>
         <w:tblBorders>
-          <w:top w:val="single" w:color="C9D1CD" w:sz="4"/>
-          <w:left w:val="single" w:color="C9D1CD" w:sz="4"/>
-          <w:bottom w:val="single" w:color="C9D1CD" w:sz="4"/>
-          <w:right w:val="single" w:color="C9D1CD" w:sz="4"/>
-          <w:insideH w:val="single" w:color="C9D1CD" w:sz="4"/>
-          <w:insideV w:val="single" w:color="C9D1CD" w:sz="4"/>
+          <w:top w:val="none" w:color="auto" w:sz="0"/>
+          <w:left w:val="none" w:color="auto" w:sz="0"/>
+          <w:bottom w:val="none" w:color="auto" w:sz="0"/>
+          <w:right w:val="none" w:color="auto" w:sz="0"/>
+          <w:insideH w:val="none" w:color="auto" w:sz="0"/>
+          <w:insideV w:val="none" w:color="auto" w:sz="0"/>
         </w:tblBorders>
         <w:tblLayout w:type="fixed"/>
       </w:tblPr>
@@ -1520,23 +1675,28 @@
       <w:tr>
         <w:trPr>
           <w:tblHeader w:val="false"/>
-          <w:trHeight w:val="1200" w:hRule="atLeast"/>
         </w:trPr>
         <w:tc>
           <w:tcPr>
             <w:tcW w:type="dxa" w:w="8787"/>
-            <w:tcMar>
-              <w:top w:type="dxa" w:w="90"/>
-              <w:left w:type="dxa" w:w="140"/>
-              <w:bottom w:type="dxa" w:w="90"/>
-              <w:right w:type="dxa" w:w="140"/>
+            <w:tcBorders>
+              <w:top w:val="none" w:color="auto" w:sz="0"/>
+              <w:left w:val="none" w:color="auto" w:sz="0"/>
+              <w:bottom w:val="none" w:color="auto" w:sz="0"/>
+              <w:right w:val="none" w:color="auto" w:sz="0"/>
+            </w:tcBorders>
+            <w:tcMar>
+              <w:top w:type="dxa" w:w="40"/>
+              <w:left w:type="dxa" w:w="20"/>
+              <w:bottom w:type="dxa" w:w="40"/>
+              <w:right w:type="dxa" w:w="20"/>
             </w:tcMar>
             <w:vAlign w:val="top"/>
           </w:tcPr>
           <w:p>
             <w:pPr>
               <w:bidi/>
-              <w:spacing w:after="0" w:before="0"/>
+              <w:spacing w:after="40" w:before="0"/>
             </w:pPr>
             <w:r>
               <w:rPr>
@@ -1544,12 +1704,39 @@
                 <w:b w:val="false"/>
                 <w:bCs w:val="false"/>
                 <w:color w:val="6B7873"/>
-                <w:sz w:val="16"/>
-                <w:szCs w:val="16"/>
+                <w:sz w:val="15"/>
+                <w:szCs w:val="15"/>
                 <w:rtl/>
               </w:rPr>
               <w:t xml:space="preserve">تُكتب هنا أي تفاصيل أو مبررات إضافية…</w:t>
             </w:r>
+          </w:p>
+          <w:p>
+            <w:pPr>
+              <w:pBdr>
+                <w:bottom w:val="single" w:color="C9D1CD" w:sz="6"/>
+              </w:pBdr>
+              <w:bidi/>
+              <w:spacing w:after="0" w:before="340"/>
+            </w:pPr>
+          </w:p>
+          <w:p>
+            <w:pPr>
+              <w:pBdr>
+                <w:bottom w:val="single" w:color="C9D1CD" w:sz="6"/>
+              </w:pBdr>
+              <w:bidi/>
+              <w:spacing w:after="0" w:before="340"/>
+            </w:pPr>
+          </w:p>
+          <w:p>
+            <w:pPr>
+              <w:pBdr>
+                <w:bottom w:val="single" w:color="C9D1CD" w:sz="6"/>
+              </w:pBdr>
+              <w:bidi/>
+              <w:spacing w:after="0" w:before="340"/>
+            </w:pPr>
           </w:p>
         </w:tc>
       </w:tr>
@@ -1557,7 +1744,7 @@
     <w:p>
       <w:pPr>
         <w:bidi/>
-        <w:spacing w:after="140" w:before="0"/>
+        <w:spacing w:after="160" w:before="0"/>
       </w:pPr>
     </w:p>
     <w:tbl>
@@ -1588,21 +1775,21 @@
               <w:top w:val="none" w:color="auto" w:sz="0"/>
               <w:left w:val="none" w:color="auto" w:sz="0"/>
               <w:bottom w:val="none" w:color="auto" w:sz="0"/>
-              <w:right w:val="single" w:color="0C8643" w:sz="24"/>
-            </w:tcBorders>
-            <w:shd w:fill="E8F5ED" w:color="auto" w:val="clear"/>
-            <w:tcMar>
-              <w:top w:type="dxa" w:w="130"/>
-              <w:left w:type="dxa" w:w="180"/>
-              <w:bottom w:type="dxa" w:w="130"/>
-              <w:right w:type="dxa" w:w="180"/>
+              <w:right w:val="single" w:color="C8A45C" w:sz="28"/>
+            </w:tcBorders>
+            <w:shd w:fill="F4FAF6" w:color="auto" w:val="clear"/>
+            <w:tcMar>
+              <w:top w:type="dxa" w:w="160"/>
+              <w:left w:type="dxa" w:w="240"/>
+              <w:bottom w:type="dxa" w:w="160"/>
+              <w:right w:type="dxa" w:w="240"/>
             </w:tcMar>
             <w:vAlign w:val="top"/>
           </w:tcPr>
           <w:p>
             <w:pPr>
               <w:bidi/>
-              <w:spacing w:after="70" w:before="0"/>
+              <w:spacing w:after="90" w:before="0"/>
             </w:pPr>
             <w:r>
               <w:rPr>
@@ -1610,8 +1797,8 @@
                 <w:b/>
                 <w:bCs/>
                 <w:color w:val="043D20"/>
-                <w:sz w:val="19"/>
-                <w:szCs w:val="19"/>
+                <w:sz w:val="20"/>
+                <w:szCs w:val="20"/>
                 <w:rtl/>
               </w:rPr>
               <w:t xml:space="preserve">إقرار</w:t>
@@ -1620,7 +1807,7 @@
           <w:p>
             <w:pPr>
               <w:bidi/>
-              <w:spacing w:after="50" w:before="0" w:line="300" w:lineRule="auto"/>
+              <w:spacing w:after="60" w:before="0" w:line="310" w:lineRule="auto"/>
             </w:pPr>
             <w:r>
               <w:rPr>
@@ -1638,7 +1825,7 @@
           <w:p>
             <w:pPr>
               <w:bidi/>
-              <w:spacing w:after="50" w:before="0" w:line="300" w:lineRule="auto"/>
+              <w:spacing w:after="60" w:before="0" w:line="310" w:lineRule="auto"/>
             </w:pPr>
             <w:r>
               <w:rPr>
@@ -1659,7 +1846,7 @@
     <w:p>
       <w:pPr>
         <w:bidi/>
-        <w:spacing w:after="140" w:before="0"/>
+        <w:spacing w:after="160" w:before="0"/>
       </w:pPr>
     </w:p>
     <w:tbl>
@@ -1677,23 +1864,28 @@
         <w:tblLayout w:type="fixed"/>
       </w:tblPr>
       <w:tblGrid>
-        <w:gridCol w:w="700"/>
-        <w:gridCol w:w="8087"/>
+        <w:gridCol w:w="950"/>
+        <w:gridCol w:w="7837"/>
       </w:tblGrid>
       <w:tr>
         <w:trPr>
           <w:tblHeader w:val="false"/>
-          <w:trHeight w:val="380" w:hRule="atLeast"/>
+          <w:trHeight w:val="560" w:hRule="atLeast"/>
         </w:trPr>
         <w:tc>
           <w:tcPr>
-            <w:tcW w:type="dxa" w:w="700"/>
-            <w:shd w:fill="043D20" w:color="auto" w:val="clear"/>
-            <w:tcMar>
-              <w:top w:type="dxa" w:w="60"/>
-              <w:left w:type="dxa" w:w="110"/>
-              <w:bottom w:type="dxa" w:w="60"/>
-              <w:right w:type="dxa" w:w="110"/>
+            <w:tcW w:type="dxa" w:w="950"/>
+            <w:tcBorders>
+              <w:top w:val="none" w:color="auto" w:sz="0"/>
+              <w:left w:val="none" w:color="auto" w:sz="0"/>
+              <w:bottom w:val="single" w:color="C8A45C" w:sz="8"/>
+              <w:right w:val="none" w:color="auto" w:sz="0"/>
+            </w:tcBorders>
+            <w:tcMar>
+              <w:top w:type="dxa" w:w="20"/>
+              <w:left w:type="dxa" w:w="90"/>
+              <w:bottom w:type="dxa" w:w="20"/>
+              <w:right w:type="dxa" w:w="90"/>
             </w:tcMar>
             <w:vAlign w:val="center"/>
           </w:tcPr>
@@ -1708,9 +1900,9 @@
                 <w:rFonts w:ascii="Dubai" w:cs="Dubai" w:eastAsia="Dubai" w:hAnsi="Dubai"/>
                 <w:b/>
                 <w:bCs/>
-                <w:color w:val="C8A45C"/>
-                <w:sz w:val="21"/>
-                <w:szCs w:val="21"/>
+                <w:color w:val="BEE9D1"/>
+                <w:sz w:val="52"/>
+                <w:szCs w:val="52"/>
                 <w:rtl/>
               </w:rPr>
               <w:t xml:space="preserve">٠٥</w:t>
@@ -1719,15 +1911,20 @@
         </w:tc>
         <w:tc>
           <w:tcPr>
-            <w:tcW w:type="dxa" w:w="8087"/>
-            <w:shd w:fill="0C8643" w:color="auto" w:val="clear"/>
-            <w:tcMar>
-              <w:top w:type="dxa" w:w="60"/>
-              <w:left w:type="dxa" w:w="110"/>
-              <w:bottom w:type="dxa" w:w="60"/>
-              <w:right w:type="dxa" w:w="110"/>
-            </w:tcMar>
-            <w:vAlign w:val="center"/>
+            <w:tcW w:type="dxa" w:w="7837"/>
+            <w:tcBorders>
+              <w:top w:val="none" w:color="auto" w:sz="0"/>
+              <w:left w:val="none" w:color="auto" w:sz="0"/>
+              <w:bottom w:val="single" w:color="C8A45C" w:sz="8"/>
+              <w:right w:val="none" w:color="auto" w:sz="0"/>
+            </w:tcBorders>
+            <w:tcMar>
+              <w:top w:type="dxa" w:w="20"/>
+              <w:left w:type="dxa" w:w="90"/>
+              <w:bottom w:type="dxa" w:w="20"/>
+              <w:right w:type="dxa" w:w="90"/>
+            </w:tcMar>
+            <w:vAlign w:val="bottom"/>
           </w:tcPr>
           <w:p>
             <w:pPr>
@@ -1739,9 +1936,9 @@
                 <w:rFonts w:ascii="Dubai" w:cs="Dubai" w:eastAsia="Dubai" w:hAnsi="Dubai"/>
                 <w:b/>
                 <w:bCs/>
-                <w:color w:val="FFFFFF"/>
-                <w:sz w:val="22"/>
-                <w:szCs w:val="22"/>
+                <w:color w:val="043D20"/>
+                <w:sz w:val="26"/>
+                <w:szCs w:val="26"/>
                 <w:rtl/>
               </w:rPr>
               <w:t xml:space="preserve">الاعتمادات</w:t>
@@ -1755,43 +1952,48 @@
         <w:bidiVisual/>
         <w:tblW w:type="dxa" w:w="8787"/>
         <w:tblBorders>
-          <w:top w:val="single" w:color="C9D1CD" w:sz="4"/>
-          <w:left w:val="single" w:color="C9D1CD" w:sz="4"/>
-          <w:bottom w:val="single" w:color="C9D1CD" w:sz="4"/>
-          <w:right w:val="single" w:color="C9D1CD" w:sz="4"/>
-          <w:insideH w:val="single" w:color="C9D1CD" w:sz="4"/>
-          <w:insideV w:val="single" w:color="C9D1CD" w:sz="4"/>
+          <w:top w:val="none" w:color="auto" w:sz="0"/>
+          <w:left w:val="none" w:color="auto" w:sz="0"/>
+          <w:bottom w:val="none" w:color="auto" w:sz="0"/>
+          <w:right w:val="none" w:color="auto" w:sz="0"/>
+          <w:insideH w:val="none" w:color="auto" w:sz="0"/>
+          <w:insideV w:val="none" w:color="auto" w:sz="0"/>
         </w:tblBorders>
         <w:tblLayout w:type="fixed"/>
       </w:tblPr>
       <w:tblGrid>
-        <w:gridCol w:w="1406"/>
-        <w:gridCol w:w="2109"/>
-        <w:gridCol w:w="2109"/>
-        <w:gridCol w:w="1757"/>
-        <w:gridCol w:w="1406"/>
+        <w:gridCol w:w="2729"/>
+        <w:gridCol w:w="300"/>
+        <w:gridCol w:w="2729"/>
+        <w:gridCol w:w="300"/>
+        <w:gridCol w:w="2729"/>
       </w:tblGrid>
       <w:tr>
         <w:trPr>
-          <w:tblHeader/>
-          <w:trHeight w:val="380" w:hRule="atLeast"/>
+          <w:tblHeader w:val="false"/>
         </w:trPr>
         <w:tc>
           <w:tcPr>
-            <w:tcW w:type="dxa" w:w="1406"/>
-            <w:shd w:fill="0C8643" w:color="auto" w:val="clear"/>
-            <w:tcMar>
-              <w:top w:type="dxa" w:w="50"/>
+            <w:tcW w:type="dxa" w:w="2729"/>
+            <w:tcBorders>
+              <w:top w:val="single" w:color="0C8643" w:sz="12"/>
+              <w:left w:val="none" w:color="auto" w:sz="0"/>
+              <w:bottom w:val="none" w:color="auto" w:sz="0"/>
+              <w:right w:val="none" w:color="auto" w:sz="0"/>
+            </w:tcBorders>
+            <w:shd w:fill="F4FAF6" w:color="auto" w:val="clear"/>
+            <w:tcMar>
+              <w:top w:type="dxa" w:w="90"/>
               <w:left w:type="dxa" w:w="110"/>
-              <w:bottom w:type="dxa" w:w="50"/>
+              <w:bottom w:type="dxa" w:w="90"/>
               <w:right w:type="dxa" w:w="110"/>
             </w:tcMar>
-            <w:vAlign w:val="center"/>
-          </w:tcPr>
-          <w:p>
-            <w:pPr>
-              <w:bidi/>
-              <w:spacing w:after="0" w:before="0"/>
+            <w:vAlign w:val="top"/>
+          </w:tcPr>
+          <w:p>
+            <w:pPr>
+              <w:bidi/>
+              <w:spacing w:after="30" w:before="0"/>
               <w:jc w:val="center"/>
             </w:pPr>
             <w:r>
@@ -1799,31 +2001,161 @@
                 <w:rFonts w:ascii="Dubai" w:cs="Dubai" w:eastAsia="Dubai" w:hAnsi="Dubai"/>
                 <w:b/>
                 <w:bCs/>
-                <w:color w:val="FFFFFF"/>
+                <w:color w:val="075E2F"/>
                 <w:sz w:val="18"/>
                 <w:szCs w:val="18"/>
                 <w:rtl/>
               </w:rPr>
-              <w:t xml:space="preserve">الصفة</w:t>
-            </w:r>
-          </w:p>
-        </w:tc>
-        <w:tc>
-          <w:tcPr>
-            <w:tcW w:type="dxa" w:w="2109"/>
-            <w:shd w:fill="0C8643" w:color="auto" w:val="clear"/>
-            <w:tcMar>
-              <w:top w:type="dxa" w:w="50"/>
+              <w:t xml:space="preserve">إعداد</w:t>
+            </w:r>
+          </w:p>
+          <w:p>
+            <w:pPr>
+              <w:bidi/>
+              <w:spacing w:after="60" w:before="0"/>
+              <w:jc w:val="center"/>
+            </w:pPr>
+            <w:r>
+              <w:rPr>
+                <w:rFonts w:ascii="Dubai" w:cs="Dubai" w:eastAsia="Dubai" w:hAnsi="Dubai"/>
+                <w:b w:val="false"/>
+                <w:bCs w:val="false"/>
+                <w:color w:val="6B7873"/>
+                <w:sz w:val="14"/>
+                <w:szCs w:val="14"/>
+                <w:rtl/>
+              </w:rPr>
+              <w:t xml:space="preserve"> </w:t>
+            </w:r>
+          </w:p>
+          <w:p>
+            <w:pPr>
+              <w:bidi/>
+              <w:spacing w:after="0" w:before="0"/>
+            </w:pPr>
+            <w:r>
+              <w:rPr>
+                <w:rFonts w:ascii="Dubai" w:cs="Dubai" w:eastAsia="Dubai" w:hAnsi="Dubai"/>
+                <w:b w:val="false"/>
+                <w:bCs w:val="false"/>
+                <w:color w:val="3E4B46"/>
+                <w:sz w:val="16"/>
+                <w:szCs w:val="16"/>
+                <w:rtl/>
+              </w:rPr>
+              <w:t xml:space="preserve">الاسم</w:t>
+            </w:r>
+          </w:p>
+          <w:p>
+            <w:pPr>
+              <w:pBdr>
+                <w:bottom w:val="single" w:color="3EBB77" w:sz="6"/>
+              </w:pBdr>
+              <w:bidi/>
+              <w:spacing w:after="0" w:before="260"/>
+            </w:pPr>
+          </w:p>
+          <w:p>
+            <w:pPr>
+              <w:bidi/>
+              <w:spacing w:after="0" w:before="0"/>
+            </w:pPr>
+            <w:r>
+              <w:rPr>
+                <w:rFonts w:ascii="Dubai" w:cs="Dubai" w:eastAsia="Dubai" w:hAnsi="Dubai"/>
+                <w:b w:val="false"/>
+                <w:bCs w:val="false"/>
+                <w:color w:val="3E4B46"/>
+                <w:sz w:val="16"/>
+                <w:szCs w:val="16"/>
+                <w:rtl/>
+              </w:rPr>
+              <w:t xml:space="preserve">التوقيع</w:t>
+            </w:r>
+          </w:p>
+          <w:p>
+            <w:pPr>
+              <w:pBdr>
+                <w:bottom w:val="single" w:color="3EBB77" w:sz="6"/>
+              </w:pBdr>
+              <w:bidi/>
+              <w:spacing w:after="0" w:before="300"/>
+            </w:pPr>
+          </w:p>
+          <w:p>
+            <w:pPr>
+              <w:bidi/>
+              <w:spacing w:after="0" w:before="0"/>
+            </w:pPr>
+            <w:r>
+              <w:rPr>
+                <w:rFonts w:ascii="Dubai" w:cs="Dubai" w:eastAsia="Dubai" w:hAnsi="Dubai"/>
+                <w:b w:val="false"/>
+                <w:bCs w:val="false"/>
+                <w:color w:val="3E4B46"/>
+                <w:sz w:val="16"/>
+                <w:szCs w:val="16"/>
+                <w:rtl/>
+              </w:rPr>
+              <w:t xml:space="preserve">التاريخ</w:t>
+            </w:r>
+          </w:p>
+          <w:p>
+            <w:pPr>
+              <w:pBdr>
+                <w:bottom w:val="single" w:color="3EBB77" w:sz="6"/>
+              </w:pBdr>
+              <w:bidi/>
+              <w:spacing w:after="0" w:before="260"/>
+            </w:pPr>
+          </w:p>
+        </w:tc>
+        <w:tc>
+          <w:tcPr>
+            <w:tcW w:type="dxa" w:w="300"/>
+            <w:tcBorders>
+              <w:top w:val="none" w:color="auto" w:sz="0"/>
+              <w:left w:val="none" w:color="auto" w:sz="0"/>
+              <w:bottom w:val="none" w:color="auto" w:sz="0"/>
+              <w:right w:val="none" w:color="auto" w:sz="0"/>
+            </w:tcBorders>
+            <w:tcMar>
+              <w:top w:type="dxa" w:w="60"/>
+              <w:left w:type="dxa" w:w="0"/>
+              <w:bottom w:type="dxa" w:w="60"/>
+              <w:right w:type="dxa" w:w="0"/>
+            </w:tcMar>
+            <w:vAlign w:val="center"/>
+          </w:tcPr>
+          <w:p>
+            <w:pPr>
+              <w:bidi/>
+              <w:spacing w:after="0" w:before="0"/>
+            </w:pPr>
+          </w:p>
+        </w:tc>
+        <w:tc>
+          <w:tcPr>
+            <w:tcW w:type="dxa" w:w="2729"/>
+            <w:tcBorders>
+              <w:top w:val="single" w:color="0C8643" w:sz="12"/>
+              <w:left w:val="none" w:color="auto" w:sz="0"/>
+              <w:bottom w:val="none" w:color="auto" w:sz="0"/>
+              <w:right w:val="none" w:color="auto" w:sz="0"/>
+            </w:tcBorders>
+            <w:shd w:fill="F4FAF6" w:color="auto" w:val="clear"/>
+            <w:tcMar>
+              <w:top w:type="dxa" w:w="90"/>
               <w:left w:type="dxa" w:w="110"/>
-              <w:bottom w:type="dxa" w:w="50"/>
+              <w:bottom w:type="dxa" w:w="90"/>
               <w:right w:type="dxa" w:w="110"/>
             </w:tcMar>
-            <w:vAlign w:val="center"/>
-          </w:tcPr>
-          <w:p>
-            <w:pPr>
-              <w:bidi/>
-              <w:spacing w:after="0" w:before="0"/>
+            <w:vAlign w:val="top"/>
+          </w:tcPr>
+          <w:p>
+            <w:pPr>
+              <w:bidi/>
+              <w:spacing w:after="30" w:before="0"/>
               <w:jc w:val="center"/>
             </w:pPr>
             <w:r>
@@ -1831,31 +2163,161 @@
                 <w:rFonts w:ascii="Dubai" w:cs="Dubai" w:eastAsia="Dubai" w:hAnsi="Dubai"/>
                 <w:b/>
                 <w:bCs/>
-                <w:color w:val="FFFFFF"/>
+                <w:color w:val="075E2F"/>
                 <w:sz w:val="18"/>
                 <w:szCs w:val="18"/>
                 <w:rtl/>
               </w:rPr>
+              <w:t xml:space="preserve">مراجعة</w:t>
+            </w:r>
+          </w:p>
+          <w:p>
+            <w:pPr>
+              <w:bidi/>
+              <w:spacing w:after="60" w:before="0"/>
+              <w:jc w:val="center"/>
+            </w:pPr>
+            <w:r>
+              <w:rPr>
+                <w:rFonts w:ascii="Dubai" w:cs="Dubai" w:eastAsia="Dubai" w:hAnsi="Dubai"/>
+                <w:b w:val="false"/>
+                <w:bCs w:val="false"/>
+                <w:color w:val="6B7873"/>
+                <w:sz w:val="14"/>
+                <w:szCs w:val="14"/>
+                <w:rtl/>
+              </w:rPr>
+              <w:t xml:space="preserve"> </w:t>
+            </w:r>
+          </w:p>
+          <w:p>
+            <w:pPr>
+              <w:bidi/>
+              <w:spacing w:after="0" w:before="0"/>
+            </w:pPr>
+            <w:r>
+              <w:rPr>
+                <w:rFonts w:ascii="Dubai" w:cs="Dubai" w:eastAsia="Dubai" w:hAnsi="Dubai"/>
+                <w:b w:val="false"/>
+                <w:bCs w:val="false"/>
+                <w:color w:val="3E4B46"/>
+                <w:sz w:val="16"/>
+                <w:szCs w:val="16"/>
+                <w:rtl/>
+              </w:rPr>
               <w:t xml:space="preserve">الاسم</w:t>
             </w:r>
           </w:p>
-        </w:tc>
-        <w:tc>
-          <w:tcPr>
-            <w:tcW w:type="dxa" w:w="2109"/>
-            <w:shd w:fill="0C8643" w:color="auto" w:val="clear"/>
-            <w:tcMar>
-              <w:top w:type="dxa" w:w="50"/>
+          <w:p>
+            <w:pPr>
+              <w:pBdr>
+                <w:bottom w:val="single" w:color="3EBB77" w:sz="6"/>
+              </w:pBdr>
+              <w:bidi/>
+              <w:spacing w:after="0" w:before="260"/>
+            </w:pPr>
+          </w:p>
+          <w:p>
+            <w:pPr>
+              <w:bidi/>
+              <w:spacing w:after="0" w:before="0"/>
+            </w:pPr>
+            <w:r>
+              <w:rPr>
+                <w:rFonts w:ascii="Dubai" w:cs="Dubai" w:eastAsia="Dubai" w:hAnsi="Dubai"/>
+                <w:b w:val="false"/>
+                <w:bCs w:val="false"/>
+                <w:color w:val="3E4B46"/>
+                <w:sz w:val="16"/>
+                <w:szCs w:val="16"/>
+                <w:rtl/>
+              </w:rPr>
+              <w:t xml:space="preserve">التوقيع</w:t>
+            </w:r>
+          </w:p>
+          <w:p>
+            <w:pPr>
+              <w:pBdr>
+                <w:bottom w:val="single" w:color="3EBB77" w:sz="6"/>
+              </w:pBdr>
+              <w:bidi/>
+              <w:spacing w:after="0" w:before="300"/>
+            </w:pPr>
+          </w:p>
+          <w:p>
+            <w:pPr>
+              <w:bidi/>
+              <w:spacing w:after="0" w:before="0"/>
+            </w:pPr>
+            <w:r>
+              <w:rPr>
+                <w:rFonts w:ascii="Dubai" w:cs="Dubai" w:eastAsia="Dubai" w:hAnsi="Dubai"/>
+                <w:b w:val="false"/>
+                <w:bCs w:val="false"/>
+                <w:color w:val="3E4B46"/>
+                <w:sz w:val="16"/>
+                <w:szCs w:val="16"/>
+                <w:rtl/>
+              </w:rPr>
+              <w:t xml:space="preserve">التاريخ</w:t>
+            </w:r>
+          </w:p>
+          <w:p>
+            <w:pPr>
+              <w:pBdr>
+                <w:bottom w:val="single" w:color="3EBB77" w:sz="6"/>
+              </w:pBdr>
+              <w:bidi/>
+              <w:spacing w:after="0" w:before="260"/>
+            </w:pPr>
+          </w:p>
+        </w:tc>
+        <w:tc>
+          <w:tcPr>
+            <w:tcW w:type="dxa" w:w="300"/>
+            <w:tcBorders>
+              <w:top w:val="none" w:color="auto" w:sz="0"/>
+              <w:left w:val="none" w:color="auto" w:sz="0"/>
+              <w:bottom w:val="none" w:color="auto" w:sz="0"/>
+              <w:right w:val="none" w:color="auto" w:sz="0"/>
+            </w:tcBorders>
+            <w:tcMar>
+              <w:top w:type="dxa" w:w="60"/>
+              <w:left w:type="dxa" w:w="0"/>
+              <w:bottom w:type="dxa" w:w="60"/>
+              <w:right w:type="dxa" w:w="0"/>
+            </w:tcMar>
+            <w:vAlign w:val="center"/>
+          </w:tcPr>
+          <w:p>
+            <w:pPr>
+              <w:bidi/>
+              <w:spacing w:after="0" w:before="0"/>
+            </w:pPr>
+          </w:p>
+        </w:tc>
+        <w:tc>
+          <w:tcPr>
+            <w:tcW w:type="dxa" w:w="2729"/>
+            <w:tcBorders>
+              <w:top w:val="single" w:color="0C8643" w:sz="12"/>
+              <w:left w:val="none" w:color="auto" w:sz="0"/>
+              <w:bottom w:val="none" w:color="auto" w:sz="0"/>
+              <w:right w:val="none" w:color="auto" w:sz="0"/>
+            </w:tcBorders>
+            <w:shd w:fill="F4FAF6" w:color="auto" w:val="clear"/>
+            <w:tcMar>
+              <w:top w:type="dxa" w:w="90"/>
               <w:left w:type="dxa" w:w="110"/>
-              <w:bottom w:type="dxa" w:w="50"/>
+              <w:bottom w:type="dxa" w:w="90"/>
               <w:right w:type="dxa" w:w="110"/>
             </w:tcMar>
-            <w:vAlign w:val="center"/>
-          </w:tcPr>
-          <w:p>
-            <w:pPr>
-              <w:bidi/>
-              <w:spacing w:after="0" w:before="0"/>
+            <w:vAlign w:val="top"/>
+          </w:tcPr>
+          <w:p>
+            <w:pPr>
+              <w:bidi/>
+              <w:spacing w:after="30" w:before="0"/>
               <w:jc w:val="center"/>
             </w:pPr>
             <w:r>
@@ -1863,409 +2325,112 @@
                 <w:rFonts w:ascii="Dubai" w:cs="Dubai" w:eastAsia="Dubai" w:hAnsi="Dubai"/>
                 <w:b/>
                 <w:bCs/>
-                <w:color w:val="FFFFFF"/>
+                <w:color w:val="075E2F"/>
                 <w:sz w:val="18"/>
                 <w:szCs w:val="18"/>
                 <w:rtl/>
               </w:rPr>
-              <w:t xml:space="preserve">المسمى الوظيفي</w:t>
-            </w:r>
-          </w:p>
-        </w:tc>
-        <w:tc>
-          <w:tcPr>
-            <w:tcW w:type="dxa" w:w="1757"/>
-            <w:shd w:fill="0C8643" w:color="auto" w:val="clear"/>
-            <w:tcMar>
-              <w:top w:type="dxa" w:w="50"/>
-              <w:left w:type="dxa" w:w="110"/>
-              <w:bottom w:type="dxa" w:w="50"/>
-              <w:right w:type="dxa" w:w="110"/>
-            </w:tcMar>
-            <w:vAlign w:val="center"/>
-          </w:tcPr>
-          <w:p>
-            <w:pPr>
-              <w:bidi/>
-              <w:spacing w:after="0" w:before="0"/>
+              <w:t xml:space="preserve">اعتماد</w:t>
+            </w:r>
+          </w:p>
+          <w:p>
+            <w:pPr>
+              <w:bidi/>
+              <w:spacing w:after="60" w:before="0"/>
               <w:jc w:val="center"/>
             </w:pPr>
             <w:r>
               <w:rPr>
                 <w:rFonts w:ascii="Dubai" w:cs="Dubai" w:eastAsia="Dubai" w:hAnsi="Dubai"/>
-                <w:b/>
-                <w:bCs/>
-                <w:color w:val="FFFFFF"/>
-                <w:sz w:val="18"/>
-                <w:szCs w:val="18"/>
+                <w:b w:val="false"/>
+                <w:bCs w:val="false"/>
+                <w:color w:val="6B7873"/>
+                <w:sz w:val="14"/>
+                <w:szCs w:val="14"/>
+                <w:rtl/>
+              </w:rPr>
+              <w:t xml:space="preserve"> </w:t>
+            </w:r>
+          </w:p>
+          <w:p>
+            <w:pPr>
+              <w:bidi/>
+              <w:spacing w:after="0" w:before="0"/>
+            </w:pPr>
+            <w:r>
+              <w:rPr>
+                <w:rFonts w:ascii="Dubai" w:cs="Dubai" w:eastAsia="Dubai" w:hAnsi="Dubai"/>
+                <w:b w:val="false"/>
+                <w:bCs w:val="false"/>
+                <w:color w:val="3E4B46"/>
+                <w:sz w:val="16"/>
+                <w:szCs w:val="16"/>
+                <w:rtl/>
+              </w:rPr>
+              <w:t xml:space="preserve">الاسم</w:t>
+            </w:r>
+          </w:p>
+          <w:p>
+            <w:pPr>
+              <w:pBdr>
+                <w:bottom w:val="single" w:color="3EBB77" w:sz="6"/>
+              </w:pBdr>
+              <w:bidi/>
+              <w:spacing w:after="0" w:before="260"/>
+            </w:pPr>
+          </w:p>
+          <w:p>
+            <w:pPr>
+              <w:bidi/>
+              <w:spacing w:after="0" w:before="0"/>
+            </w:pPr>
+            <w:r>
+              <w:rPr>
+                <w:rFonts w:ascii="Dubai" w:cs="Dubai" w:eastAsia="Dubai" w:hAnsi="Dubai"/>
+                <w:b w:val="false"/>
+                <w:bCs w:val="false"/>
+                <w:color w:val="3E4B46"/>
+                <w:sz w:val="16"/>
+                <w:szCs w:val="16"/>
                 <w:rtl/>
               </w:rPr>
               <w:t xml:space="preserve">التوقيع</w:t>
             </w:r>
           </w:p>
-        </w:tc>
-        <w:tc>
-          <w:tcPr>
-            <w:tcW w:type="dxa" w:w="1406"/>
-            <w:shd w:fill="0C8643" w:color="auto" w:val="clear"/>
-            <w:tcMar>
-              <w:top w:type="dxa" w:w="50"/>
-              <w:left w:type="dxa" w:w="110"/>
-              <w:bottom w:type="dxa" w:w="50"/>
-              <w:right w:type="dxa" w:w="110"/>
-            </w:tcMar>
-            <w:vAlign w:val="center"/>
-          </w:tcPr>
-          <w:p>
-            <w:pPr>
-              <w:bidi/>
-              <w:spacing w:after="0" w:before="0"/>
-              <w:jc w:val="center"/>
-            </w:pPr>
-            <w:r>
-              <w:rPr>
-                <w:rFonts w:ascii="Dubai" w:cs="Dubai" w:eastAsia="Dubai" w:hAnsi="Dubai"/>
-                <w:b/>
-                <w:bCs/>
-                <w:color w:val="FFFFFF"/>
-                <w:sz w:val="18"/>
-                <w:szCs w:val="18"/>
+          <w:p>
+            <w:pPr>
+              <w:pBdr>
+                <w:bottom w:val="single" w:color="3EBB77" w:sz="6"/>
+              </w:pBdr>
+              <w:bidi/>
+              <w:spacing w:after="0" w:before="300"/>
+            </w:pPr>
+          </w:p>
+          <w:p>
+            <w:pPr>
+              <w:bidi/>
+              <w:spacing w:after="0" w:before="0"/>
+            </w:pPr>
+            <w:r>
+              <w:rPr>
+                <w:rFonts w:ascii="Dubai" w:cs="Dubai" w:eastAsia="Dubai" w:hAnsi="Dubai"/>
+                <w:b w:val="false"/>
+                <w:bCs w:val="false"/>
+                <w:color w:val="3E4B46"/>
+                <w:sz w:val="16"/>
+                <w:szCs w:val="16"/>
                 <w:rtl/>
               </w:rPr>
               <w:t xml:space="preserve">التاريخ</w:t>
             </w:r>
           </w:p>
-        </w:tc>
-      </w:tr>
-      <w:tr>
-        <w:trPr>
-          <w:tblHeader w:val="false"/>
-          <w:trHeight w:val="560" w:hRule="atLeast"/>
-        </w:trPr>
-        <w:tc>
-          <w:tcPr>
-            <w:tcW w:type="dxa" w:w="1406"/>
-            <w:shd w:fill="E8F5ED" w:color="auto" w:val="clear"/>
-            <w:tcMar>
-              <w:top w:type="dxa" w:w="70"/>
-              <w:left w:type="dxa" w:w="110"/>
-              <w:bottom w:type="dxa" w:w="70"/>
-              <w:right w:type="dxa" w:w="110"/>
-            </w:tcMar>
-            <w:vAlign w:val="center"/>
-          </w:tcPr>
-          <w:p>
-            <w:pPr>
-              <w:bidi/>
-              <w:spacing w:after="0" w:before="0"/>
-              <w:jc w:val="center"/>
-            </w:pPr>
-            <w:r>
-              <w:rPr>
-                <w:rFonts w:ascii="Dubai" w:cs="Dubai" w:eastAsia="Dubai" w:hAnsi="Dubai"/>
-                <w:b/>
-                <w:bCs/>
-                <w:color w:val="043D20"/>
-                <w:sz w:val="18"/>
-                <w:szCs w:val="18"/>
-                <w:rtl/>
-              </w:rPr>
-              <w:t xml:space="preserve">إعداد</w:t>
-            </w:r>
-          </w:p>
-        </w:tc>
-        <w:tc>
-          <w:tcPr>
-            <w:tcW w:type="dxa" w:w="2109"/>
-            <w:tcMar>
-              <w:top w:type="dxa" w:w="70"/>
-              <w:left w:type="dxa" w:w="110"/>
-              <w:bottom w:type="dxa" w:w="70"/>
-              <w:right w:type="dxa" w:w="110"/>
-            </w:tcMar>
-            <w:vAlign w:val="center"/>
-          </w:tcPr>
-          <w:p>
-            <w:pPr>
-              <w:bidi/>
-              <w:spacing w:after="0" w:before="0"/>
-            </w:pPr>
-          </w:p>
-        </w:tc>
-        <w:tc>
-          <w:tcPr>
-            <w:tcW w:type="dxa" w:w="2109"/>
-            <w:tcMar>
-              <w:top w:type="dxa" w:w="70"/>
-              <w:left w:type="dxa" w:w="110"/>
-              <w:bottom w:type="dxa" w:w="70"/>
-              <w:right w:type="dxa" w:w="110"/>
-            </w:tcMar>
-            <w:vAlign w:val="center"/>
-          </w:tcPr>
-          <w:p>
-            <w:pPr>
-              <w:bidi/>
-              <w:spacing w:after="0" w:before="0"/>
-              <w:jc w:val="center"/>
-            </w:pPr>
-          </w:p>
-        </w:tc>
-        <w:tc>
-          <w:tcPr>
-            <w:tcW w:type="dxa" w:w="1757"/>
-            <w:tcMar>
-              <w:top w:type="dxa" w:w="70"/>
-              <w:left w:type="dxa" w:w="110"/>
-              <w:bottom w:type="dxa" w:w="70"/>
-              <w:right w:type="dxa" w:w="110"/>
-            </w:tcMar>
-            <w:vAlign w:val="center"/>
-          </w:tcPr>
-          <w:p>
-            <w:pPr>
-              <w:bidi/>
-              <w:spacing w:after="0" w:before="0"/>
-            </w:pPr>
-          </w:p>
-        </w:tc>
-        <w:tc>
-          <w:tcPr>
-            <w:tcW w:type="dxa" w:w="1406"/>
-            <w:tcMar>
-              <w:top w:type="dxa" w:w="70"/>
-              <w:left w:type="dxa" w:w="110"/>
-              <w:bottom w:type="dxa" w:w="70"/>
-              <w:right w:type="dxa" w:w="110"/>
-            </w:tcMar>
-            <w:vAlign w:val="center"/>
-          </w:tcPr>
-          <w:p>
-            <w:pPr>
-              <w:bidi/>
-              <w:spacing w:after="0" w:before="0"/>
-            </w:pPr>
-          </w:p>
-        </w:tc>
-      </w:tr>
-      <w:tr>
-        <w:trPr>
-          <w:tblHeader w:val="false"/>
-          <w:trHeight w:val="560" w:hRule="atLeast"/>
-        </w:trPr>
-        <w:tc>
-          <w:tcPr>
-            <w:tcW w:type="dxa" w:w="1406"/>
-            <w:shd w:fill="E8F5ED" w:color="auto" w:val="clear"/>
-            <w:tcMar>
-              <w:top w:type="dxa" w:w="70"/>
-              <w:left w:type="dxa" w:w="110"/>
-              <w:bottom w:type="dxa" w:w="70"/>
-              <w:right w:type="dxa" w:w="110"/>
-            </w:tcMar>
-            <w:vAlign w:val="center"/>
-          </w:tcPr>
-          <w:p>
-            <w:pPr>
-              <w:bidi/>
-              <w:spacing w:after="0" w:before="0"/>
-              <w:jc w:val="center"/>
-            </w:pPr>
-            <w:r>
-              <w:rPr>
-                <w:rFonts w:ascii="Dubai" w:cs="Dubai" w:eastAsia="Dubai" w:hAnsi="Dubai"/>
-                <w:b/>
-                <w:bCs/>
-                <w:color w:val="043D20"/>
-                <w:sz w:val="18"/>
-                <w:szCs w:val="18"/>
-                <w:rtl/>
-              </w:rPr>
-              <w:t xml:space="preserve">مراجعة</w:t>
-            </w:r>
-          </w:p>
-        </w:tc>
-        <w:tc>
-          <w:tcPr>
-            <w:tcW w:type="dxa" w:w="2109"/>
-            <w:tcMar>
-              <w:top w:type="dxa" w:w="70"/>
-              <w:left w:type="dxa" w:w="110"/>
-              <w:bottom w:type="dxa" w:w="70"/>
-              <w:right w:type="dxa" w:w="110"/>
-            </w:tcMar>
-            <w:vAlign w:val="center"/>
-          </w:tcPr>
-          <w:p>
-            <w:pPr>
-              <w:bidi/>
-              <w:spacing w:after="0" w:before="0"/>
-            </w:pPr>
-          </w:p>
-        </w:tc>
-        <w:tc>
-          <w:tcPr>
-            <w:tcW w:type="dxa" w:w="2109"/>
-            <w:tcMar>
-              <w:top w:type="dxa" w:w="70"/>
-              <w:left w:type="dxa" w:w="110"/>
-              <w:bottom w:type="dxa" w:w="70"/>
-              <w:right w:type="dxa" w:w="110"/>
-            </w:tcMar>
-            <w:vAlign w:val="center"/>
-          </w:tcPr>
-          <w:p>
-            <w:pPr>
-              <w:bidi/>
-              <w:spacing w:after="0" w:before="0"/>
-              <w:jc w:val="center"/>
-            </w:pPr>
-          </w:p>
-        </w:tc>
-        <w:tc>
-          <w:tcPr>
-            <w:tcW w:type="dxa" w:w="1757"/>
-            <w:tcMar>
-              <w:top w:type="dxa" w:w="70"/>
-              <w:left w:type="dxa" w:w="110"/>
-              <w:bottom w:type="dxa" w:w="70"/>
-              <w:right w:type="dxa" w:w="110"/>
-            </w:tcMar>
-            <w:vAlign w:val="center"/>
-          </w:tcPr>
-          <w:p>
-            <w:pPr>
-              <w:bidi/>
-              <w:spacing w:after="0" w:before="0"/>
-            </w:pPr>
-          </w:p>
-        </w:tc>
-        <w:tc>
-          <w:tcPr>
-            <w:tcW w:type="dxa" w:w="1406"/>
-            <w:tcMar>
-              <w:top w:type="dxa" w:w="70"/>
-              <w:left w:type="dxa" w:w="110"/>
-              <w:bottom w:type="dxa" w:w="70"/>
-              <w:right w:type="dxa" w:w="110"/>
-            </w:tcMar>
-            <w:vAlign w:val="center"/>
-          </w:tcPr>
-          <w:p>
-            <w:pPr>
-              <w:bidi/>
-              <w:spacing w:after="0" w:before="0"/>
-            </w:pPr>
-          </w:p>
-        </w:tc>
-      </w:tr>
-      <w:tr>
-        <w:trPr>
-          <w:tblHeader w:val="false"/>
-          <w:trHeight w:val="560" w:hRule="atLeast"/>
-        </w:trPr>
-        <w:tc>
-          <w:tcPr>
-            <w:tcW w:type="dxa" w:w="1406"/>
-            <w:shd w:fill="E8F5ED" w:color="auto" w:val="clear"/>
-            <w:tcMar>
-              <w:top w:type="dxa" w:w="70"/>
-              <w:left w:type="dxa" w:w="110"/>
-              <w:bottom w:type="dxa" w:w="70"/>
-              <w:right w:type="dxa" w:w="110"/>
-            </w:tcMar>
-            <w:vAlign w:val="center"/>
-          </w:tcPr>
-          <w:p>
-            <w:pPr>
-              <w:bidi/>
-              <w:spacing w:after="0" w:before="0"/>
-              <w:jc w:val="center"/>
-            </w:pPr>
-            <w:r>
-              <w:rPr>
-                <w:rFonts w:ascii="Dubai" w:cs="Dubai" w:eastAsia="Dubai" w:hAnsi="Dubai"/>
-                <w:b/>
-                <w:bCs/>
-                <w:color w:val="043D20"/>
-                <w:sz w:val="18"/>
-                <w:szCs w:val="18"/>
-                <w:rtl/>
-              </w:rPr>
-              <w:t xml:space="preserve">اعتماد</w:t>
-            </w:r>
-          </w:p>
-        </w:tc>
-        <w:tc>
-          <w:tcPr>
-            <w:tcW w:type="dxa" w:w="2109"/>
-            <w:tcMar>
-              <w:top w:type="dxa" w:w="70"/>
-              <w:left w:type="dxa" w:w="110"/>
-              <w:bottom w:type="dxa" w:w="70"/>
-              <w:right w:type="dxa" w:w="110"/>
-            </w:tcMar>
-            <w:vAlign w:val="center"/>
-          </w:tcPr>
-          <w:p>
-            <w:pPr>
-              <w:bidi/>
-              <w:spacing w:after="0" w:before="0"/>
-            </w:pPr>
-          </w:p>
-        </w:tc>
-        <w:tc>
-          <w:tcPr>
-            <w:tcW w:type="dxa" w:w="2109"/>
-            <w:tcMar>
-              <w:top w:type="dxa" w:w="70"/>
-              <w:left w:type="dxa" w:w="110"/>
-              <w:bottom w:type="dxa" w:w="70"/>
-              <w:right w:type="dxa" w:w="110"/>
-            </w:tcMar>
-            <w:vAlign w:val="center"/>
-          </w:tcPr>
-          <w:p>
-            <w:pPr>
-              <w:bidi/>
-              <w:spacing w:after="0" w:before="0"/>
-              <w:jc w:val="center"/>
-            </w:pPr>
-          </w:p>
-        </w:tc>
-        <w:tc>
-          <w:tcPr>
-            <w:tcW w:type="dxa" w:w="1757"/>
-            <w:tcMar>
-              <w:top w:type="dxa" w:w="70"/>
-              <w:left w:type="dxa" w:w="110"/>
-              <w:bottom w:type="dxa" w:w="70"/>
-              <w:right w:type="dxa" w:w="110"/>
-            </w:tcMar>
-            <w:vAlign w:val="center"/>
-          </w:tcPr>
-          <w:p>
-            <w:pPr>
-              <w:bidi/>
-              <w:spacing w:after="0" w:before="0"/>
-            </w:pPr>
-          </w:p>
-        </w:tc>
-        <w:tc>
-          <w:tcPr>
-            <w:tcW w:type="dxa" w:w="1406"/>
-            <w:tcMar>
-              <w:top w:type="dxa" w:w="70"/>
-              <w:left w:type="dxa" w:w="110"/>
-              <w:bottom w:type="dxa" w:w="70"/>
-              <w:right w:type="dxa" w:w="110"/>
-            </w:tcMar>
-            <w:vAlign w:val="center"/>
-          </w:tcPr>
-          <w:p>
-            <w:pPr>
-              <w:bidi/>
-              <w:spacing w:after="0" w:before="0"/>
+          <w:p>
+            <w:pPr>
+              <w:pBdr>
+                <w:bottom w:val="single" w:color="3EBB77" w:sz="6"/>
+              </w:pBdr>
+              <w:bidi/>
+              <w:spacing w:after="0" w:before="260"/>
             </w:pPr>
           </w:p>
         </w:tc>
@@ -2297,10 +2462,12 @@
     </w:p>
     <w:sectPr>
       <w:headerReference w:type="default" r:id="rId7"/>
-      <w:footerReference w:type="default" r:id="rId8"/>
+      <w:headerReference w:type="first" r:id="rId8"/>
+      <w:footerReference w:type="default" r:id="rId9"/>
       <w:pgSz w:w="11906" w:h="16838" w:orient="portrait"/>
-      <w:pgMar w:top="2140" w:right="1701" w:bottom="1480" w:left="1418" w:header="380" w:footer="480" w:gutter="0"/>
+      <w:pgMar w:top="1300" w:right="1701" w:bottom="1480" w:left="1418" w:header="380" w:footer="480" w:gutter="0"/>
       <w:pgNumType w:fmt="hindiNumbers"/>
+      <w:titlePg/>
       <w:docGrid w:linePitch="360"/>
     </w:sectPr>
   </w:body>
@@ -2377,7 +2544,7 @@
         <w:tcPr>
           <w:tcW w:type="dxa" w:w="2929"/>
           <w:tcBorders>
-            <w:top w:val="single" w:color="0C8643" w:sz="8"/>
+            <w:top w:val="single" w:color="E6EAE8" w:sz="4"/>
             <w:left w:val="none" w:color="auto" w:sz="0"/>
             <w:bottom w:val="none" w:color="auto" w:sz="0"/>
             <w:right w:val="none" w:color="auto" w:sz="0"/>
@@ -2401,8 +2568,8 @@
               <w:b w:val="false"/>
               <w:bCs w:val="false"/>
               <w:color w:val="6B7873"/>
-              <w:sz w:val="15"/>
-              <w:szCs w:val="15"/>
+              <w:sz w:val="14"/>
+              <w:szCs w:val="14"/>
               <w:rtl/>
             </w:rPr>
             <w:t xml:space="preserve">البسامي القابضة — إدارة الموارد البشرية</w:t>
@@ -2413,7 +2580,7 @@
         <w:tcPr>
           <w:tcW w:type="dxa" w:w="2929"/>
           <w:tcBorders>
-            <w:top w:val="single" w:color="0C8643" w:sz="8"/>
+            <w:top w:val="single" w:color="E6EAE8" w:sz="4"/>
             <w:left w:val="none" w:color="auto" w:sz="0"/>
             <w:bottom w:val="none" w:color="auto" w:sz="0"/>
             <w:right w:val="none" w:color="auto" w:sz="0"/>
@@ -2438,8 +2605,8 @@
               <w:b w:val="false"/>
               <w:bCs w:val="false"/>
               <w:color w:val="6B7873"/>
-              <w:sz w:val="15"/>
-              <w:szCs w:val="15"/>
+              <w:sz w:val="14"/>
+              <w:szCs w:val="14"/>
               <w:rtl/>
             </w:rPr>
             <w:t xml:space="preserve">سري — للاستخدام الداخلي</w:t>
@@ -2450,7 +2617,7 @@
         <w:tcPr>
           <w:tcW w:type="dxa" w:w="2929"/>
           <w:tcBorders>
-            <w:top w:val="single" w:color="0C8643" w:sz="8"/>
+            <w:top w:val="single" w:color="E6EAE8" w:sz="4"/>
             <w:left w:val="none" w:color="auto" w:sz="0"/>
             <w:bottom w:val="none" w:color="auto" w:sz="0"/>
             <w:right w:val="none" w:color="auto" w:sz="0"/>
@@ -2539,19 +2706,18 @@
       <w:bidiVisual/>
       <w:tblW w:type="dxa" w:w="8787"/>
       <w:tblBorders>
-        <w:top w:val="single" w:color="C9D1CD" w:sz="4"/>
-        <w:left w:val="single" w:color="C9D1CD" w:sz="4"/>
-        <w:bottom w:val="single" w:color="C9D1CD" w:sz="4"/>
-        <w:right w:val="single" w:color="C9D1CD" w:sz="4"/>
-        <w:insideH w:val="single" w:color="C9D1CD" w:sz="4"/>
-        <w:insideV w:val="single" w:color="C9D1CD" w:sz="4"/>
+        <w:top w:val="none" w:color="auto" w:sz="0"/>
+        <w:left w:val="none" w:color="auto" w:sz="0"/>
+        <w:bottom w:val="none" w:color="auto" w:sz="0"/>
+        <w:right w:val="none" w:color="auto" w:sz="0"/>
+        <w:insideH w:val="none" w:color="auto" w:sz="0"/>
+        <w:insideV w:val="none" w:color="auto" w:sz="0"/>
       </w:tblBorders>
       <w:tblLayout w:type="fixed"/>
     </w:tblPr>
     <w:tblGrid>
-      <w:gridCol w:w="2000"/>
-      <w:gridCol w:w="4337"/>
-      <w:gridCol w:w="2450"/>
+      <w:gridCol w:w="5448"/>
+      <w:gridCol w:w="3339"/>
     </w:tblGrid>
     <w:tr>
       <w:trPr>
@@ -2559,14 +2725,162 @@
       </w:trPr>
       <w:tc>
         <w:tcPr>
-          <w:tcW w:type="dxa" w:w="2000"/>
-          <w:vMerge w:val="restart"/>
-          <w:shd w:fill="FFFFFF" w:color="auto" w:val="clear"/>
+          <w:tcW w:type="dxa" w:w="5448"/>
+          <w:tcBorders>
+            <w:top w:val="none" w:color="auto" w:sz="0"/>
+            <w:left w:val="none" w:color="auto" w:sz="0"/>
+            <w:bottom w:val="none" w:color="auto" w:sz="0"/>
+            <w:right w:val="none" w:color="auto" w:sz="0"/>
+          </w:tcBorders>
+          <w:shd w:fill="043D20" w:color="auto" w:val="clear"/>
           <w:tcMar>
-            <w:top w:type="dxa" w:w="70"/>
-            <w:left w:type="dxa" w:w="110"/>
-            <w:bottom w:type="dxa" w:w="70"/>
-            <w:right w:type="dxa" w:w="110"/>
+            <w:top w:type="dxa" w:w="80"/>
+            <w:left w:type="dxa" w:w="240"/>
+            <w:bottom w:type="dxa" w:w="80"/>
+            <w:right w:type="dxa" w:w="240"/>
+          </w:tcMar>
+          <w:vAlign w:val="center"/>
+        </w:tcPr>
+        <w:p>
+          <w:pPr>
+            <w:bidi/>
+            <w:spacing w:after="0" w:before="0"/>
+          </w:pPr>
+          <w:r>
+            <w:rPr>
+              <w:rFonts w:ascii="Dubai" w:cs="Dubai" w:eastAsia="Dubai" w:hAnsi="Dubai"/>
+              <w:b/>
+              <w:bCs/>
+              <w:color w:val="FFFFFF"/>
+              <w:sz w:val="19"/>
+              <w:szCs w:val="19"/>
+              <w:rtl/>
+            </w:rPr>
+            <w:t xml:space="preserve">القالب الموحد للنماذج</w:t>
+          </w:r>
+        </w:p>
+      </w:tc>
+      <w:tc>
+        <w:tcPr>
+          <w:tcW w:type="dxa" w:w="3339"/>
+          <w:tcBorders>
+            <w:top w:val="none" w:color="auto" w:sz="0"/>
+            <w:left w:val="none" w:color="auto" w:sz="0"/>
+            <w:bottom w:val="none" w:color="auto" w:sz="0"/>
+            <w:right w:val="none" w:color="auto" w:sz="0"/>
+          </w:tcBorders>
+          <w:shd w:fill="043D20" w:color="auto" w:val="clear"/>
+          <w:tcMar>
+            <w:top w:type="dxa" w:w="80"/>
+            <w:left w:type="dxa" w:w="240"/>
+            <w:bottom w:type="dxa" w:w="80"/>
+            <w:right w:type="dxa" w:w="240"/>
+          </w:tcMar>
+          <w:vAlign w:val="center"/>
+        </w:tcPr>
+        <w:p>
+          <w:pPr>
+            <w:bidi/>
+            <w:spacing w:after="0" w:before="0"/>
+            <w:jc w:val="left"/>
+          </w:pPr>
+          <w:r>
+            <w:rPr>
+              <w:rFonts w:ascii="Arial" w:cs="Arial" w:eastAsia="Arial" w:hAnsi="Arial"/>
+              <w:b/>
+              <w:bCs/>
+              <w:color w:val="7FD3A5"/>
+              <w:sz w:val="16"/>
+              <w:szCs w:val="16"/>
+            </w:rPr>
+            <w:t xml:space="preserve">HR-F-000</w:t>
+          </w:r>
+        </w:p>
+      </w:tc>
+    </w:tr>
+    <w:tr>
+      <w:trPr>
+        <w:tblHeader w:val="false"/>
+        <w:trHeight w:val="60" w:hRule="exact"/>
+      </w:trPr>
+      <w:tc>
+        <w:tcPr>
+          <w:tcW w:type="dxa" w:w="8787"/>
+          <w:gridSpan w:val="2"/>
+          <w:tcBorders>
+            <w:top w:val="none" w:color="auto" w:sz="0"/>
+            <w:left w:val="none" w:color="auto" w:sz="0"/>
+            <w:bottom w:val="none" w:color="auto" w:sz="0"/>
+            <w:right w:val="none" w:color="auto" w:sz="0"/>
+          </w:tcBorders>
+          <w:shd w:fill="C8A45C" w:color="auto" w:val="clear"/>
+          <w:tcMar>
+            <w:top w:type="dxa" w:w="0"/>
+            <w:left w:type="dxa" w:w="0"/>
+            <w:bottom w:type="dxa" w:w="0"/>
+            <w:right w:type="dxa" w:w="0"/>
+          </w:tcMar>
+          <w:vAlign w:val="center"/>
+        </w:tcPr>
+        <w:p>
+          <w:pPr>
+            <w:bidi/>
+            <w:spacing w:after="0" w:before="0"/>
+          </w:pPr>
+          <w:r>
+            <w:rPr>
+              <w:sz w:val="2"/>
+              <w:szCs w:val="2"/>
+            </w:rPr>
+            <w:t xml:space="preserve"> </w:t>
+          </w:r>
+        </w:p>
+      </w:tc>
+    </w:tr>
+  </w:tbl>
+</w:hdr>
+</file>
+
+<file path=word/header2.xml><?xml version="1.0" encoding="utf-8"?>
+<w:hdr xmlns:wpc="http://schemas.microsoft.com/office/word/2010/wordprocessingCanvas" xmlns:mc="http://schemas.openxmlformats.org/markup-compatibility/2006" xmlns:o="urn:schemas-microsoft-com:office:office" xmlns:r="http://schemas.openxmlformats.org/officeDocument/2006/relationships" xmlns:m="http://schemas.openxmlformats.org/officeDocument/2006/math" xmlns:v="urn:schemas-microsoft-com:vml" xmlns:wp14="http://schemas.microsoft.com/office/word/2010/wordprocessingDrawing" xmlns:wp="http://schemas.openxmlformats.org/drawingml/2006/wordprocessingDrawing" xmlns:w10="urn:schemas-microsoft-com:office:word" xmlns:w="http://schemas.openxmlformats.org/wordprocessingml/2006/main" xmlns:w14="http://schemas.microsoft.com/office/word/2010/wordml" xmlns:w15="http://schemas.microsoft.com/office/word/2012/wordml" xmlns:wpg="http://schemas.microsoft.com/office/word/2010/wordprocessingGroup" xmlns:wpi="http://schemas.microsoft.com/office/word/2010/wordprocessingInk" xmlns:wne="http://schemas.microsoft.com/office/word/2006/wordml" xmlns:wps="http://schemas.microsoft.com/office/word/2010/wordprocessingShape" xmlns:cx="http://schemas.microsoft.com/office/drawing/2014/chartex" xmlns:cx1="http://schemas.microsoft.com/office/drawing/2015/9/8/chartex" xmlns:cx2="http://schemas.microsoft.com/office/drawing/2015/10/21/chartex" xmlns:cx3="http://schemas.microsoft.com/office/drawing/2016/5/9/chartex" xmlns:cx4="http://schemas.microsoft.com/office/drawing/2016/5/10/chartex" xmlns:cx5="http://schemas.microsoft.com/office/drawing/2016/5/11/chartex" xmlns:cx6="http://schemas.microsoft.com/office/drawing/2016/5/12/chartex" xmlns:cx7="http://schemas.microsoft.com/office/drawing/2016/5/13/chartex" xmlns:cx8="http://schemas.microsoft.com/office/drawing/2016/5/14/chartex" xmlns:w16cid="http://schemas.microsoft.com/office/word/2016/wordml/cid" xmlns:w16se="http://schemas.microsoft.com/office/word/2015/wordml/symex">
+  <w:tbl>
+    <w:tblPr>
+      <w:bidiVisual/>
+      <w:tblW w:type="dxa" w:w="8787"/>
+      <w:tblBorders>
+        <w:top w:val="none" w:color="auto" w:sz="0"/>
+        <w:left w:val="none" w:color="auto" w:sz="0"/>
+        <w:bottom w:val="none" w:color="auto" w:sz="0"/>
+        <w:right w:val="none" w:color="auto" w:sz="0"/>
+        <w:insideH w:val="none" w:color="auto" w:sz="0"/>
+        <w:insideV w:val="none" w:color="auto" w:sz="0"/>
+      </w:tblBorders>
+      <w:tblLayout w:type="fixed"/>
+    </w:tblPr>
+    <w:tblGrid>
+      <w:gridCol w:w="2350"/>
+      <w:gridCol w:w="6437"/>
+    </w:tblGrid>
+    <w:tr>
+      <w:trPr>
+        <w:tblHeader w:val="false"/>
+        <w:trHeight w:val="1250" w:hRule="atLeast"/>
+      </w:trPr>
+      <w:tc>
+        <w:tcPr>
+          <w:tcW w:type="dxa" w:w="2350"/>
+          <w:tcBorders>
+            <w:top w:val="none" w:color="auto" w:sz="0"/>
+            <w:left w:val="none" w:color="auto" w:sz="0"/>
+            <w:bottom w:val="none" w:color="auto" w:sz="0"/>
+            <w:right w:val="none" w:color="auto" w:sz="0"/>
+          </w:tcBorders>
+          <w:shd w:fill="043D20" w:color="auto" w:val="clear"/>
+          <w:tcMar>
+            <w:top w:type="dxa" w:w="150"/>
+            <w:left w:type="dxa" w:w="90"/>
+            <w:bottom w:type="dxa" w:w="150"/>
+            <w:right w:type="dxa" w:w="90"/>
           </w:tcMar>
           <w:vAlign w:val="center"/>
         </w:tcPr>
@@ -2579,7 +2893,7 @@
           <w:r>
             <w:drawing>
               <wp:inline distT="0" distB="0" distL="0" distR="0">
-                <wp:extent cx="1181100" cy="714375"/>
+                <wp:extent cx="1123950" cy="676275"/>
                 <wp:effectExtent t="0" r="0" b="0" l="0"/>
                 <wp:docPr id="1" name="" descr="" title=""/>
                 <wp:cNvGraphicFramePr>
@@ -2604,7 +2918,7 @@
                       <pic:spPr bwMode="auto">
                         <a:xfrm>
                           <a:off x="0" y="0"/>
-                          <a:ext cx="1181100" cy="714375"/>
+                          <a:ext cx="1123950" cy="676275"/>
                         </a:xfrm>
                         <a:prstGeom prst="rect">
                           <a:avLst/>
@@ -2620,48 +2934,33 @@
       </w:tc>
       <w:tc>
         <w:tcPr>
-          <w:tcW w:type="dxa" w:w="4337"/>
-          <w:vMerge w:val="restart"/>
-          <w:shd w:fill="FFFFFF" w:color="auto" w:val="clear"/>
+          <w:tcW w:type="dxa" w:w="6437"/>
+          <w:tcBorders>
+            <w:top w:val="none" w:color="auto" w:sz="0"/>
+            <w:left w:val="none" w:color="auto" w:sz="0"/>
+            <w:bottom w:val="none" w:color="auto" w:sz="0"/>
+            <w:right w:val="none" w:color="auto" w:sz="0"/>
+          </w:tcBorders>
+          <w:shd w:fill="043D20" w:color="auto" w:val="clear"/>
           <w:tcMar>
-            <w:top w:type="dxa" w:w="70"/>
-            <w:left w:type="dxa" w:w="110"/>
-            <w:bottom w:type="dxa" w:w="70"/>
-            <w:right w:type="dxa" w:w="110"/>
+            <w:top w:type="dxa" w:w="150"/>
+            <w:left w:type="dxa" w:w="240"/>
+            <w:bottom w:type="dxa" w:w="150"/>
+            <w:right w:type="dxa" w:w="240"/>
           </w:tcMar>
           <w:vAlign w:val="center"/>
         </w:tcPr>
         <w:p>
           <w:pPr>
             <w:bidi/>
-            <w:spacing w:after="20" w:before="0"/>
-            <w:jc w:val="center"/>
-          </w:pPr>
-          <w:r>
-            <w:rPr>
-              <w:rFonts w:ascii="Dubai" w:cs="Dubai" w:eastAsia="Dubai" w:hAnsi="Dubai"/>
-              <w:b/>
-              <w:bCs/>
-              <w:color w:val="043D20"/>
-              <w:sz w:val="21"/>
-              <w:szCs w:val="21"/>
-              <w:rtl/>
-            </w:rPr>
-            <w:t xml:space="preserve">البسامي القابضة</w:t>
-          </w:r>
-        </w:p>
-        <w:p>
-          <w:pPr>
-            <w:bidi/>
             <w:spacing w:after="60" w:before="0"/>
-            <w:jc w:val="center"/>
           </w:pPr>
           <w:r>
             <w:rPr>
               <w:rFonts w:ascii="Dubai" w:cs="Dubai" w:eastAsia="Dubai" w:hAnsi="Dubai"/>
               <w:b w:val="false"/>
               <w:bCs w:val="false"/>
-              <w:color w:val="6B7873"/>
+              <w:color w:val="7FD3A5"/>
               <w:sz w:val="17"/>
               <w:szCs w:val="17"/>
               <w:rtl/>
@@ -2673,31 +2972,43 @@
           <w:pPr>
             <w:bidi/>
             <w:spacing w:after="0" w:before="0"/>
-            <w:jc w:val="center"/>
           </w:pPr>
           <w:r>
             <w:rPr>
               <w:rFonts w:ascii="Dubai" w:cs="Dubai" w:eastAsia="Dubai" w:hAnsi="Dubai"/>
               <w:b/>
               <w:bCs/>
-              <w:color w:val="075E2F"/>
-              <w:sz w:val="26"/>
-              <w:szCs w:val="26"/>
+              <w:color w:val="FFFFFF"/>
+              <w:sz w:val="36"/>
+              <w:szCs w:val="36"/>
               <w:rtl/>
             </w:rPr>
             <w:t xml:space="preserve">القالب الموحد للنماذج</w:t>
           </w:r>
         </w:p>
       </w:tc>
+    </w:tr>
+    <w:tr>
+      <w:trPr>
+        <w:tblHeader w:val="false"/>
+        <w:trHeight w:val="80" w:hRule="exact"/>
+      </w:trPr>
       <w:tc>
         <w:tcPr>
-          <w:tcW w:type="dxa" w:w="2450"/>
-          <w:shd w:fill="F4FAF6" w:color="auto" w:val="clear"/>
+          <w:tcW w:type="dxa" w:w="8787"/>
+          <w:gridSpan w:val="2"/>
+          <w:tcBorders>
+            <w:top w:val="none" w:color="auto" w:sz="0"/>
+            <w:left w:val="none" w:color="auto" w:sz="0"/>
+            <w:bottom w:val="none" w:color="auto" w:sz="0"/>
+            <w:right w:val="none" w:color="auto" w:sz="0"/>
+          </w:tcBorders>
+          <w:shd w:fill="C8A45C" w:color="auto" w:val="clear"/>
           <w:tcMar>
-            <w:top w:type="dxa" w:w="34"/>
-            <w:left w:type="dxa" w:w="90"/>
-            <w:bottom w:type="dxa" w:w="34"/>
-            <w:right w:type="dxa" w:w="90"/>
+            <w:top w:type="dxa" w:w="0"/>
+            <w:left w:type="dxa" w:w="0"/>
+            <w:bottom w:type="dxa" w:w="0"/>
+            <w:right w:type="dxa" w:w="0"/>
           </w:tcMar>
           <w:vAlign w:val="center"/>
         </w:tcPr>
@@ -2708,260 +3019,10 @@
           </w:pPr>
           <w:r>
             <w:rPr>
-              <w:rFonts w:ascii="Dubai" w:cs="Dubai" w:eastAsia="Dubai" w:hAnsi="Dubai"/>
-              <w:b/>
-              <w:bCs/>
-              <w:color w:val="3E4B46"/>
-              <w:sz w:val="16"/>
-              <w:szCs w:val="16"/>
-              <w:rtl/>
+              <w:sz w:val="2"/>
+              <w:szCs w:val="2"/>
             </w:rPr>
-            <w:t xml:space="preserve">رقم النموذج:  </w:t>
-          </w:r>
-          <w:r>
-            <w:rPr>
-              <w:rFonts w:ascii="Arial" w:cs="Arial" w:eastAsia="Arial" w:hAnsi="Arial"/>
-              <w:b/>
-              <w:bCs/>
-              <w:color w:val="075E2F"/>
-              <w:sz w:val="17"/>
-              <w:szCs w:val="17"/>
-            </w:rPr>
-            <w:t xml:space="preserve">HR-F-000</w:t>
-          </w:r>
-        </w:p>
-      </w:tc>
-    </w:tr>
-    <w:tr>
-      <w:trPr>
-        <w:tblHeader w:val="false"/>
-      </w:trPr>
-      <w:tc>
-        <w:tcPr>
-          <w:tcW w:type="dxa" w:w="2000"/>
-          <w:vMerge w:val="continue"/>
-          <w:tcMar>
-            <w:top w:type="dxa" w:w="70"/>
-            <w:left w:type="dxa" w:w="110"/>
-            <w:bottom w:type="dxa" w:w="70"/>
-            <w:right w:type="dxa" w:w="110"/>
-          </w:tcMar>
-          <w:vAlign w:val="center"/>
-        </w:tcPr>
-        <w:p/>
-      </w:tc>
-      <w:tc>
-        <w:tcPr>
-          <w:tcW w:type="dxa" w:w="4337"/>
-          <w:vMerge w:val="continue"/>
-          <w:tcMar>
-            <w:top w:type="dxa" w:w="70"/>
-            <w:left w:type="dxa" w:w="110"/>
-            <w:bottom w:type="dxa" w:w="70"/>
-            <w:right w:type="dxa" w:w="110"/>
-          </w:tcMar>
-          <w:vAlign w:val="center"/>
-        </w:tcPr>
-        <w:p/>
-      </w:tc>
-      <w:tc>
-        <w:tcPr>
-          <w:tcW w:type="dxa" w:w="2450"/>
-          <w:shd w:fill="F4FAF6" w:color="auto" w:val="clear"/>
-          <w:tcMar>
-            <w:top w:type="dxa" w:w="34"/>
-            <w:left w:type="dxa" w:w="90"/>
-            <w:bottom w:type="dxa" w:w="34"/>
-            <w:right w:type="dxa" w:w="90"/>
-          </w:tcMar>
-          <w:vAlign w:val="center"/>
-        </w:tcPr>
-        <w:p>
-          <w:pPr>
-            <w:bidi/>
-            <w:spacing w:after="0" w:before="0"/>
-          </w:pPr>
-          <w:r>
-            <w:rPr>
-              <w:rFonts w:ascii="Dubai" w:cs="Dubai" w:eastAsia="Dubai" w:hAnsi="Dubai"/>
-              <w:b/>
-              <w:bCs/>
-              <w:color w:val="3E4B46"/>
-              <w:sz w:val="16"/>
-              <w:szCs w:val="16"/>
-              <w:rtl/>
-            </w:rPr>
-            <w:t xml:space="preserve">رقم الإصدار:  </w:t>
-          </w:r>
-          <w:r>
-            <w:rPr>
-              <w:rFonts w:ascii="Dubai" w:cs="Dubai" w:eastAsia="Dubai" w:hAnsi="Dubai"/>
-              <w:b w:val="false"/>
-              <w:bCs w:val="false"/>
-              <w:color w:val="1F2A26"/>
-              <w:sz w:val="16"/>
-              <w:szCs w:val="16"/>
-              <w:rtl/>
-            </w:rPr>
-            <w:t xml:space="preserve">١٫٠</w:t>
-          </w:r>
-        </w:p>
-      </w:tc>
-    </w:tr>
-    <w:tr>
-      <w:trPr>
-        <w:tblHeader w:val="false"/>
-      </w:trPr>
-      <w:tc>
-        <w:tcPr>
-          <w:tcW w:type="dxa" w:w="2000"/>
-          <w:vMerge w:val="continue"/>
-          <w:tcMar>
-            <w:top w:type="dxa" w:w="70"/>
-            <w:left w:type="dxa" w:w="110"/>
-            <w:bottom w:type="dxa" w:w="70"/>
-            <w:right w:type="dxa" w:w="110"/>
-          </w:tcMar>
-          <w:vAlign w:val="center"/>
-        </w:tcPr>
-        <w:p/>
-      </w:tc>
-      <w:tc>
-        <w:tcPr>
-          <w:tcW w:type="dxa" w:w="4337"/>
-          <w:vMerge w:val="continue"/>
-          <w:tcMar>
-            <w:top w:type="dxa" w:w="70"/>
-            <w:left w:type="dxa" w:w="110"/>
-            <w:bottom w:type="dxa" w:w="70"/>
-            <w:right w:type="dxa" w:w="110"/>
-          </w:tcMar>
-          <w:vAlign w:val="center"/>
-        </w:tcPr>
-        <w:p/>
-      </w:tc>
-      <w:tc>
-        <w:tcPr>
-          <w:tcW w:type="dxa" w:w="2450"/>
-          <w:shd w:fill="F4FAF6" w:color="auto" w:val="clear"/>
-          <w:tcMar>
-            <w:top w:type="dxa" w:w="34"/>
-            <w:left w:type="dxa" w:w="90"/>
-            <w:bottom w:type="dxa" w:w="34"/>
-            <w:right w:type="dxa" w:w="90"/>
-          </w:tcMar>
-          <w:vAlign w:val="center"/>
-        </w:tcPr>
-        <w:p>
-          <w:pPr>
-            <w:bidi/>
-            <w:spacing w:after="0" w:before="0"/>
-          </w:pPr>
-          <w:r>
-            <w:rPr>
-              <w:rFonts w:ascii="Dubai" w:cs="Dubai" w:eastAsia="Dubai" w:hAnsi="Dubai"/>
-              <w:b/>
-              <w:bCs/>
-              <w:color w:val="3E4B46"/>
-              <w:sz w:val="16"/>
-              <w:szCs w:val="16"/>
-              <w:rtl/>
-            </w:rPr>
-            <w:t xml:space="preserve">تاريخ الإصدار:  </w:t>
-          </w:r>
-          <w:r>
-            <w:rPr>
-              <w:rFonts w:ascii="Dubai" w:cs="Dubai" w:eastAsia="Dubai" w:hAnsi="Dubai"/>
-              <w:b w:val="false"/>
-              <w:bCs w:val="false"/>
-              <w:color w:val="1F2A26"/>
-              <w:sz w:val="16"/>
-              <w:szCs w:val="16"/>
-              <w:rtl/>
-            </w:rPr>
-            <w:t xml:space="preserve">        /        /        </w:t>
-          </w:r>
-        </w:p>
-      </w:tc>
-    </w:tr>
-    <w:tr>
-      <w:trPr>
-        <w:tblHeader w:val="false"/>
-      </w:trPr>
-      <w:tc>
-        <w:tcPr>
-          <w:tcW w:type="dxa" w:w="2000"/>
-          <w:vMerge w:val="continue"/>
-          <w:tcMar>
-            <w:top w:type="dxa" w:w="70"/>
-            <w:left w:type="dxa" w:w="110"/>
-            <w:bottom w:type="dxa" w:w="70"/>
-            <w:right w:type="dxa" w:w="110"/>
-          </w:tcMar>
-          <w:vAlign w:val="center"/>
-        </w:tcPr>
-        <w:p/>
-      </w:tc>
-      <w:tc>
-        <w:tcPr>
-          <w:tcW w:type="dxa" w:w="4337"/>
-          <w:vMerge w:val="continue"/>
-          <w:tcMar>
-            <w:top w:type="dxa" w:w="70"/>
-            <w:left w:type="dxa" w:w="110"/>
-            <w:bottom w:type="dxa" w:w="70"/>
-            <w:right w:type="dxa" w:w="110"/>
-          </w:tcMar>
-          <w:vAlign w:val="center"/>
-        </w:tcPr>
-        <w:p/>
-      </w:tc>
-      <w:tc>
-        <w:tcPr>
-          <w:tcW w:type="dxa" w:w="2450"/>
-          <w:shd w:fill="F4FAF6" w:color="auto" w:val="clear"/>
-          <w:tcMar>
-            <w:top w:type="dxa" w:w="34"/>
-            <w:left w:type="dxa" w:w="90"/>
-            <w:bottom w:type="dxa" w:w="34"/>
-            <w:right w:type="dxa" w:w="90"/>
-          </w:tcMar>
-          <w:vAlign w:val="center"/>
-        </w:tcPr>
-        <w:p>
-          <w:pPr>
-            <w:bidi/>
-            <w:spacing w:after="0" w:before="0"/>
-          </w:pPr>
-          <w:r>
-            <w:rPr>
-              <w:rFonts w:ascii="Dubai" w:cs="Dubai" w:eastAsia="Dubai" w:hAnsi="Dubai"/>
-              <w:b/>
-              <w:bCs/>
-              <w:color w:val="3E4B46"/>
-              <w:sz w:val="16"/>
-              <w:szCs w:val="16"/>
-              <w:rtl/>
-            </w:rPr>
-            <w:t xml:space="preserve">الصفحة:  </w:t>
-          </w:r>
-          <w:r>
-            <w:rPr>
-              <w:rFonts w:ascii="Dubai" w:cs="Dubai" w:eastAsia="Dubai" w:hAnsi="Dubai"/>
-              <w:color w:val="1F2A26"/>
-              <w:sz w:val="16"/>
-              <w:szCs w:val="16"/>
-              <w:rtl/>
-            </w:rPr>
-            <w:fldChar w:fldCharType="begin"/>
-            <w:instrText xml:space="preserve">PAGE</w:instrText>
-            <w:fldChar w:fldCharType="separate"/>
-            <w:fldChar w:fldCharType="end"/>
-            <w:t xml:space="preserve"> من </w:t>
-            <w:fldChar w:fldCharType="begin"/>
-            <w:instrText xml:space="preserve">NUMPAGES</w:instrText>
-            <w:fldChar w:fldCharType="separate"/>
-            <w:fldChar w:fldCharType="end"/>
+            <w:t xml:space="preserve"> </w:t>
           </w:r>
         </w:p>
       </w:tc>
@@ -2970,11 +3031,113 @@
   <w:p>
     <w:pPr>
       <w:pBdr>
-        <w:bottom w:val="single" w:color="0C8643" w:sz="16"/>
+        <w:bottom w:val="single" w:color="E6EAE8" w:sz="4"/>
       </w:pBdr>
       <w:bidi/>
-      <w:spacing w:after="0" w:before="60"/>
+      <w:spacing w:after="60" w:before="140"/>
     </w:pPr>
+    <w:r>
+      <w:rPr>
+        <w:rFonts w:ascii="Dubai" w:cs="Dubai" w:eastAsia="Dubai" w:hAnsi="Dubai"/>
+        <w:b w:val="false"/>
+        <w:bCs w:val="false"/>
+        <w:color w:val="3E4B46"/>
+        <w:sz w:val="16"/>
+        <w:szCs w:val="16"/>
+        <w:rtl/>
+      </w:rPr>
+      <w:t xml:space="preserve">رقم النموذج  </w:t>
+    </w:r>
+    <w:r>
+      <w:rPr>
+        <w:rFonts w:ascii="Arial" w:cs="Arial" w:eastAsia="Arial" w:hAnsi="Arial"/>
+        <w:b/>
+        <w:bCs/>
+        <w:color w:val="075E2F"/>
+        <w:sz w:val="17"/>
+        <w:szCs w:val="17"/>
+      </w:rPr>
+      <w:t xml:space="preserve">HR-F-000</w:t>
+    </w:r>
+    <w:r>
+      <w:rPr>
+        <w:rFonts w:ascii="Dubai" w:cs="Dubai" w:eastAsia="Dubai" w:hAnsi="Dubai"/>
+        <w:b/>
+        <w:bCs/>
+        <w:color w:val="C8A45C"/>
+        <w:sz w:val="16"/>
+        <w:szCs w:val="16"/>
+        <w:rtl/>
+      </w:rPr>
+      <w:t xml:space="preserve">   ·   </w:t>
+    </w:r>
+    <w:r>
+      <w:rPr>
+        <w:rFonts w:ascii="Dubai" w:cs="Dubai" w:eastAsia="Dubai" w:hAnsi="Dubai"/>
+        <w:b w:val="false"/>
+        <w:bCs w:val="false"/>
+        <w:color w:val="3E4B46"/>
+        <w:sz w:val="16"/>
+        <w:szCs w:val="16"/>
+        <w:rtl/>
+      </w:rPr>
+      <w:t xml:space="preserve">الإصدار  ١٫٠</w:t>
+    </w:r>
+    <w:r>
+      <w:rPr>
+        <w:rFonts w:ascii="Dubai" w:cs="Dubai" w:eastAsia="Dubai" w:hAnsi="Dubai"/>
+        <w:b/>
+        <w:bCs/>
+        <w:color w:val="C8A45C"/>
+        <w:sz w:val="16"/>
+        <w:szCs w:val="16"/>
+        <w:rtl/>
+      </w:rPr>
+      <w:t xml:space="preserve">   ·   </w:t>
+    </w:r>
+    <w:r>
+      <w:rPr>
+        <w:rFonts w:ascii="Dubai" w:cs="Dubai" w:eastAsia="Dubai" w:hAnsi="Dubai"/>
+        <w:b w:val="false"/>
+        <w:bCs w:val="false"/>
+        <w:color w:val="3E4B46"/>
+        <w:sz w:val="16"/>
+        <w:szCs w:val="16"/>
+        <w:rtl/>
+      </w:rPr>
+      <w:t xml:space="preserve">تاريخ الإصدار        /      /      </w:t>
+    </w:r>
+    <w:r>
+      <w:rPr>
+        <w:rFonts w:ascii="Dubai" w:cs="Dubai" w:eastAsia="Dubai" w:hAnsi="Dubai"/>
+        <w:b/>
+        <w:bCs/>
+        <w:color w:val="C8A45C"/>
+        <w:sz w:val="16"/>
+        <w:szCs w:val="16"/>
+        <w:rtl/>
+      </w:rPr>
+      <w:t xml:space="preserve">   ·   </w:t>
+    </w:r>
+    <w:r>
+      <w:rPr>
+        <w:rFonts w:ascii="Dubai" w:cs="Dubai" w:eastAsia="Dubai" w:hAnsi="Dubai"/>
+        <w:color w:val="3E4B46"/>
+        <w:sz w:val="16"/>
+        <w:szCs w:val="16"/>
+        <w:rtl/>
+      </w:rPr>
+      <w:t xml:space="preserve">الصفحة </w:t>
+      <w:fldChar w:fldCharType="begin"/>
+      <w:instrText xml:space="preserve">PAGE</w:instrText>
+      <w:fldChar w:fldCharType="separate"/>
+      <w:fldChar w:fldCharType="end"/>
+      <w:t xml:space="preserve"> من </w:t>
+      <w:fldChar w:fldCharType="begin"/>
+      <w:instrText xml:space="preserve">NUMPAGES</w:instrText>
+      <w:fldChar w:fldCharType="separate"/>
+      <w:fldChar w:fldCharType="end"/>
+    </w:r>
   </w:p>
 </w:hdr>
 </file>
